--- a/transcribed_interviews/chile_alejandra_caqueo_11-03-2024.docx
+++ b/transcribed_interviews/chile_alejandra_caqueo_11-03-2024.docx
@@ -347,7 +347,7 @@
           <w:color w:val="0070C0"/>
           <w:lang w:val="es-MX"/>
         </w:rPr>
-        <w:t xml:space="preserve">[00:59 - 01:02] </w:t>
+        <w:t xml:space="preserve"/>
       </w:r>
       <w:r>
         <w:rPr>
@@ -405,7 +405,7 @@
           <w:color w:val="0070C0"/>
           <w:lang w:val="es-MX"/>
         </w:rPr>
-        <w:t xml:space="preserve">[01:02 - 01:04] </w:t>
+        <w:t xml:space="preserve"/>
       </w:r>
       <w:r>
         <w:rPr>
@@ -463,7 +463,7 @@
           <w:color w:val="0070C0"/>
           <w:lang w:val="es-MX"/>
         </w:rPr>
-        <w:t xml:space="preserve">[01:04 - 01:16] </w:t>
+        <w:t xml:space="preserve"/>
       </w:r>
       <w:r>
         <w:rPr>
@@ -521,7 +521,7 @@
           <w:color w:val="0070C0"/>
           <w:lang w:val="es-MX"/>
         </w:rPr>
-        <w:t xml:space="preserve">[01:19 - 01:27] </w:t>
+        <w:t xml:space="preserve"/>
       </w:r>
       <w:r>
         <w:rPr>
@@ -547,7 +547,7 @@
           <w:color w:val="0070C0"/>
           <w:lang w:val="es-MX"/>
         </w:rPr>
-        <w:t xml:space="preserve">[01:27 - 01:32] </w:t>
+        <w:t xml:space="preserve"/>
       </w:r>
       <w:r>
         <w:rPr>
@@ -573,7 +573,7 @@
           <w:color w:val="0070C0"/>
           <w:lang w:val="es-MX"/>
         </w:rPr>
-        <w:t xml:space="preserve">[01:32 - 01:42] </w:t>
+        <w:t xml:space="preserve"/>
       </w:r>
       <w:r>
         <w:rPr>
@@ -632,7 +632,7 @@
           <w:color w:val="0070C0"/>
           <w:lang w:val="es-MX"/>
         </w:rPr>
-        <w:t xml:space="preserve">[01:43 - 01:53] </w:t>
+        <w:t xml:space="preserve"/>
       </w:r>
       <w:r>
         <w:rPr>
@@ -658,7 +658,7 @@
           <w:color w:val="0070C0"/>
           <w:lang w:val="es-MX"/>
         </w:rPr>
-        <w:t xml:space="preserve">[01:55 - 02:07] </w:t>
+        <w:t xml:space="preserve"/>
       </w:r>
       <w:r>
         <w:rPr>
@@ -684,7 +684,7 @@
           <w:color w:val="0070C0"/>
           <w:lang w:val="es-MX"/>
         </w:rPr>
-        <w:t xml:space="preserve">[02:07 - 02:17] </w:t>
+        <w:t xml:space="preserve"/>
       </w:r>
       <w:r>
         <w:rPr>
@@ -742,7 +742,7 @@
           <w:color w:val="0070C0"/>
           <w:lang w:val="es-MX"/>
         </w:rPr>
-        <w:t xml:space="preserve">[02:18 - 02:27] </w:t>
+        <w:t xml:space="preserve"/>
       </w:r>
       <w:r>
         <w:rPr>
@@ -768,7 +768,7 @@
           <w:color w:val="0070C0"/>
           <w:lang w:val="es-MX"/>
         </w:rPr>
-        <w:t xml:space="preserve">[02:27 - 02:39] </w:t>
+        <w:t xml:space="preserve"/>
       </w:r>
       <w:r>
         <w:rPr>
@@ -794,7 +794,7 @@
           <w:color w:val="0070C0"/>
           <w:lang w:val="es-MX"/>
         </w:rPr>
-        <w:t xml:space="preserve">[02:39 - 02:52] </w:t>
+        <w:t xml:space="preserve"/>
       </w:r>
       <w:r>
         <w:rPr>
@@ -820,7 +820,7 @@
           <w:color w:val="0070C0"/>
           <w:lang w:val="es-MX"/>
         </w:rPr>
-        <w:t xml:space="preserve">[02:52 - 03:01] </w:t>
+        <w:t xml:space="preserve"/>
       </w:r>
       <w:r>
         <w:rPr>
@@ -878,7 +878,7 @@
           <w:color w:val="0070C0"/>
           <w:lang w:val="es-MX"/>
         </w:rPr>
-        <w:t xml:space="preserve">[03:02 - 03:09] </w:t>
+        <w:t xml:space="preserve"/>
       </w:r>
       <w:r>
         <w:rPr>
@@ -936,7 +936,7 @@
           <w:color w:val="0070C0"/>
           <w:lang w:val="es-MX"/>
         </w:rPr>
-        <w:t xml:space="preserve">[03:11 - 03:23] </w:t>
+        <w:t xml:space="preserve"/>
       </w:r>
       <w:r>
         <w:rPr>
@@ -962,7 +962,7 @@
           <w:color w:val="0070C0"/>
           <w:lang w:val="es-MX"/>
         </w:rPr>
-        <w:t xml:space="preserve">[03:24 - 03:36] </w:t>
+        <w:t xml:space="preserve"/>
       </w:r>
       <w:r>
         <w:rPr>
@@ -989,7 +989,7 @@
           <w:lang w:val="es-MX"/>
         </w:rPr>
         <w:lastRenderedPageBreak/>
-        <w:t xml:space="preserve">[03:37 - 03:40] </w:t>
+        <w:t xml:space="preserve"/>
       </w:r>
       <w:r>
         <w:rPr>
@@ -1047,7 +1047,7 @@
           <w:color w:val="0070C0"/>
           <w:lang w:val="es-MX"/>
         </w:rPr>
-        <w:t xml:space="preserve">[03:42 - 03:52] </w:t>
+        <w:t xml:space="preserve"/>
       </w:r>
       <w:r>
         <w:rPr>
@@ -1081,7 +1081,7 @@
           <w:color w:val="0070C0"/>
           <w:lang w:val="es-MX"/>
         </w:rPr>
-        <w:t xml:space="preserve">[04:10 - 04:11] </w:t>
+        <w:t xml:space="preserve"/>
       </w:r>
       <w:r>
         <w:rPr>
@@ -1139,7 +1139,7 @@
           <w:color w:val="0070C0"/>
           <w:lang w:val="es-MX"/>
         </w:rPr>
-        <w:t xml:space="preserve">[04:13 - 04:13] </w:t>
+        <w:t xml:space="preserve"/>
       </w:r>
       <w:r>
         <w:rPr>
@@ -1197,7 +1197,7 @@
           <w:color w:val="0070C0"/>
           <w:lang w:val="es-MX"/>
         </w:rPr>
-        <w:t xml:space="preserve">[04:14 - 04:16] </w:t>
+        <w:t xml:space="preserve"/>
       </w:r>
       <w:r>
         <w:rPr>
@@ -1255,7 +1255,7 @@
           <w:color w:val="0070C0"/>
           <w:lang w:val="es-MX"/>
         </w:rPr>
-        <w:t xml:space="preserve">[04:16 - 04:17] </w:t>
+        <w:t xml:space="preserve"/>
       </w:r>
       <w:r>
         <w:rPr>
@@ -1313,7 +1313,7 @@
           <w:color w:val="0070C0"/>
           <w:lang w:val="es-MX"/>
         </w:rPr>
-        <w:t xml:space="preserve">[04:17 - 04:18] </w:t>
+        <w:t xml:space="preserve"/>
       </w:r>
       <w:r>
         <w:rPr>
@@ -1371,7 +1371,7 @@
           <w:color w:val="0070C0"/>
           <w:lang w:val="es-MX"/>
         </w:rPr>
-        <w:t xml:space="preserve">[04:19 - 04:20] </w:t>
+        <w:t xml:space="preserve"/>
       </w:r>
       <w:r>
         <w:rPr>
@@ -1429,7 +1429,7 @@
           <w:color w:val="0070C0"/>
           <w:lang w:val="es-MX"/>
         </w:rPr>
-        <w:t xml:space="preserve">[04:23 - 04:25] </w:t>
+        <w:t xml:space="preserve"/>
       </w:r>
       <w:r>
         <w:rPr>
@@ -1488,7 +1488,7 @@
           <w:color w:val="0070C0"/>
           <w:lang w:val="es-MX"/>
         </w:rPr>
-        <w:t xml:space="preserve">[04:29 - 04:30] </w:t>
+        <w:t xml:space="preserve"/>
       </w:r>
       <w:r>
         <w:rPr>
@@ -1546,7 +1546,7 @@
           <w:color w:val="0070C0"/>
           <w:lang w:val="es-MX"/>
         </w:rPr>
-        <w:t xml:space="preserve">[04:31 - 04:41] </w:t>
+        <w:t xml:space="preserve"/>
       </w:r>
       <w:r>
         <w:rPr>
@@ -1572,7 +1572,7 @@
           <w:color w:val="0070C0"/>
           <w:lang w:val="es-MX"/>
         </w:rPr>
-        <w:t xml:space="preserve">[04:42 - 04:54] </w:t>
+        <w:t xml:space="preserve"/>
       </w:r>
       <w:r>
         <w:rPr>
@@ -1598,7 +1598,7 @@
           <w:color w:val="0070C0"/>
           <w:lang w:val="es-MX"/>
         </w:rPr>
-        <w:t xml:space="preserve">[04:56 - 05:04] </w:t>
+        <w:t xml:space="preserve"/>
       </w:r>
       <w:r>
         <w:rPr>
@@ -1624,7 +1624,7 @@
           <w:color w:val="0070C0"/>
           <w:lang w:val="es-MX"/>
         </w:rPr>
-        <w:t xml:space="preserve">[05:04 - 05:17] </w:t>
+        <w:t xml:space="preserve"/>
       </w:r>
       <w:r>
         <w:rPr>
@@ -1650,7 +1650,7 @@
           <w:color w:val="0070C0"/>
           <w:lang w:val="es-MX"/>
         </w:rPr>
-        <w:t xml:space="preserve">[05:17 - 05:28] </w:t>
+        <w:t xml:space="preserve"/>
       </w:r>
       <w:r>
         <w:rPr>
@@ -1676,7 +1676,7 @@
           <w:color w:val="0070C0"/>
           <w:lang w:val="es-MX"/>
         </w:rPr>
-        <w:t xml:space="preserve">[05:28 - 05:35] </w:t>
+        <w:t xml:space="preserve"/>
       </w:r>
       <w:r>
         <w:rPr>
@@ -1702,7 +1702,7 @@
           <w:color w:val="0070C0"/>
           <w:lang w:val="es-MX"/>
         </w:rPr>
-        <w:t xml:space="preserve">[05:35 - 05:48] </w:t>
+        <w:t xml:space="preserve"/>
       </w:r>
       <w:r>
         <w:rPr>
@@ -1728,7 +1728,7 @@
           <w:color w:val="0070C0"/>
           <w:lang w:val="es-MX"/>
         </w:rPr>
-        <w:t xml:space="preserve">[05:48 - 06:01] </w:t>
+        <w:t xml:space="preserve"/>
       </w:r>
       <w:r>
         <w:rPr>
@@ -1754,7 +1754,7 @@
           <w:color w:val="0070C0"/>
           <w:lang w:val="es-MX"/>
         </w:rPr>
-        <w:t xml:space="preserve">[06:01 - 06:11] </w:t>
+        <w:t xml:space="preserve"/>
       </w:r>
       <w:r>
         <w:rPr>
@@ -1780,7 +1780,7 @@
           <w:color w:val="0070C0"/>
           <w:lang w:val="es-MX"/>
         </w:rPr>
-        <w:t xml:space="preserve">[06:11 - 06:23] </w:t>
+        <w:t xml:space="preserve"/>
       </w:r>
       <w:r>
         <w:rPr>
@@ -1807,7 +1807,7 @@
           <w:lang w:val="es-MX"/>
         </w:rPr>
         <w:lastRenderedPageBreak/>
-        <w:t xml:space="preserve">[06:23 - 06:36] </w:t>
+        <w:t xml:space="preserve"/>
       </w:r>
       <w:r>
         <w:rPr>
@@ -1833,7 +1833,7 @@
           <w:color w:val="0070C0"/>
           <w:lang w:val="es-MX"/>
         </w:rPr>
-        <w:t xml:space="preserve">[06:36 - 06:47] </w:t>
+        <w:t xml:space="preserve"/>
       </w:r>
       <w:r>
         <w:rPr>
@@ -1859,7 +1859,7 @@
           <w:color w:val="0070C0"/>
           <w:lang w:val="es-MX"/>
         </w:rPr>
-        <w:t xml:space="preserve">[06:47 - 06:55] </w:t>
+        <w:t xml:space="preserve"/>
       </w:r>
       <w:r>
         <w:rPr>
@@ -1885,7 +1885,7 @@
           <w:color w:val="0070C0"/>
           <w:lang w:val="es-MX"/>
         </w:rPr>
-        <w:t xml:space="preserve">[06:55 - 07:01] </w:t>
+        <w:t xml:space="preserve"/>
       </w:r>
       <w:r>
         <w:rPr>
@@ -1911,7 +1911,7 @@
           <w:color w:val="0070C0"/>
           <w:lang w:val="es-MX"/>
         </w:rPr>
-        <w:t xml:space="preserve">[07:03 - 07:15] </w:t>
+        <w:t xml:space="preserve"/>
       </w:r>
       <w:r>
         <w:rPr>
@@ -1937,7 +1937,7 @@
           <w:color w:val="0070C0"/>
           <w:lang w:val="es-MX"/>
         </w:rPr>
-        <w:t xml:space="preserve">[07:15 - 07:17] </w:t>
+        <w:t xml:space="preserve"/>
       </w:r>
       <w:r>
         <w:rPr>
@@ -1995,7 +1995,7 @@
           <w:color w:val="0070C0"/>
           <w:lang w:val="es-MX"/>
         </w:rPr>
-        <w:t xml:space="preserve">[07:18 - 07:26] </w:t>
+        <w:t xml:space="preserve"/>
       </w:r>
       <w:r>
         <w:rPr>
@@ -2021,7 +2021,7 @@
           <w:color w:val="0070C0"/>
           <w:lang w:val="es-MX"/>
         </w:rPr>
-        <w:t xml:space="preserve">[07:26 - 07:36] </w:t>
+        <w:t xml:space="preserve"/>
       </w:r>
       <w:r>
         <w:rPr>
@@ -2047,7 +2047,7 @@
           <w:color w:val="0070C0"/>
           <w:lang w:val="es-MX"/>
         </w:rPr>
-        <w:t xml:space="preserve">[07:36 - 07:47] </w:t>
+        <w:t xml:space="preserve"/>
       </w:r>
       <w:r>
         <w:rPr>
@@ -2073,7 +2073,7 @@
           <w:color w:val="0070C0"/>
           <w:lang w:val="es-MX"/>
         </w:rPr>
-        <w:t xml:space="preserve">[07:47 - 07:55] </w:t>
+        <w:t xml:space="preserve"/>
       </w:r>
       <w:r>
         <w:rPr>
@@ -2131,7 +2131,7 @@
           <w:color w:val="0070C0"/>
           <w:lang w:val="es-MX"/>
         </w:rPr>
-        <w:t xml:space="preserve">[07:57 - 08:05] </w:t>
+        <w:t xml:space="preserve"/>
       </w:r>
       <w:r>
         <w:rPr>
@@ -2158,7 +2158,7 @@
           <w:lang w:val="es-MX"/>
         </w:rPr>
         <w:lastRenderedPageBreak/>
-        <w:t xml:space="preserve">[08:06 - 08:16] </w:t>
+        <w:t xml:space="preserve"/>
       </w:r>
       <w:r>
         <w:rPr>
@@ -2184,7 +2184,7 @@
           <w:color w:val="0070C0"/>
           <w:lang w:val="es-MX"/>
         </w:rPr>
-        <w:t xml:space="preserve">[08:17 - 08:26] </w:t>
+        <w:t xml:space="preserve"/>
       </w:r>
       <w:r>
         <w:rPr>
@@ -2210,7 +2210,7 @@
           <w:color w:val="0070C0"/>
           <w:lang w:val="es-MX"/>
         </w:rPr>
-        <w:t xml:space="preserve">[08:26 - 08:37] </w:t>
+        <w:t xml:space="preserve"/>
       </w:r>
       <w:r>
         <w:rPr>
@@ -2236,7 +2236,7 @@
           <w:color w:val="0070C0"/>
           <w:lang w:val="es-MX"/>
         </w:rPr>
-        <w:t xml:space="preserve">[08:37 - 08:49] </w:t>
+        <w:t xml:space="preserve"/>
       </w:r>
       <w:r>
         <w:rPr>
@@ -2262,7 +2262,7 @@
           <w:color w:val="0070C0"/>
           <w:lang w:val="es-MX"/>
         </w:rPr>
-        <w:t xml:space="preserve">[08:49 - 09:01] </w:t>
+        <w:t xml:space="preserve"/>
       </w:r>
       <w:r>
         <w:rPr>
@@ -2288,7 +2288,7 @@
           <w:color w:val="0070C0"/>
           <w:lang w:val="es-MX"/>
         </w:rPr>
-        <w:t xml:space="preserve">[09:01 - 09:09] </w:t>
+        <w:t xml:space="preserve"/>
       </w:r>
       <w:r>
         <w:rPr>
@@ -2314,7 +2314,7 @@
           <w:color w:val="0070C0"/>
           <w:lang w:val="es-MX"/>
         </w:rPr>
-        <w:t xml:space="preserve">[09:09 - 09:21] </w:t>
+        <w:t xml:space="preserve"/>
       </w:r>
       <w:r>
         <w:rPr>
@@ -2340,7 +2340,7 @@
           <w:color w:val="0070C0"/>
           <w:lang w:val="es-MX"/>
         </w:rPr>
-        <w:t xml:space="preserve">[09:21 - 09:29] </w:t>
+        <w:t xml:space="preserve"/>
       </w:r>
       <w:r>
         <w:rPr>
@@ -2366,7 +2366,7 @@
           <w:color w:val="0070C0"/>
           <w:lang w:val="es-MX"/>
         </w:rPr>
-        <w:t xml:space="preserve">[09:29 - 09:36] </w:t>
+        <w:t xml:space="preserve"/>
       </w:r>
       <w:r>
         <w:rPr>
@@ -2392,7 +2392,7 @@
           <w:color w:val="0070C0"/>
           <w:lang w:val="es-MX"/>
         </w:rPr>
-        <w:t xml:space="preserve">[09:37 - 09:48] </w:t>
+        <w:t xml:space="preserve"/>
       </w:r>
       <w:r>
         <w:rPr>
@@ -2418,7 +2418,7 @@
           <w:color w:val="0070C0"/>
           <w:lang w:val="es-MX"/>
         </w:rPr>
-        <w:t xml:space="preserve">[09:48 - 09:58] </w:t>
+        <w:t xml:space="preserve"/>
       </w:r>
       <w:r>
         <w:rPr>
@@ -2444,7 +2444,7 @@
           <w:color w:val="0070C0"/>
           <w:lang w:val="es-MX"/>
         </w:rPr>
-        <w:t xml:space="preserve">[09:58 - 10:10] </w:t>
+        <w:t xml:space="preserve"/>
       </w:r>
       <w:r>
         <w:rPr>
@@ -2471,7 +2471,7 @@
           <w:lang w:val="es-MX"/>
         </w:rPr>
         <w:lastRenderedPageBreak/>
-        <w:t xml:space="preserve">[10:10 - 10:17] </w:t>
+        <w:t xml:space="preserve"/>
       </w:r>
       <w:r>
         <w:rPr>
@@ -2529,7 +2529,7 @@
           <w:color w:val="0070C0"/>
           <w:lang w:val="es-MX"/>
         </w:rPr>
-        <w:t xml:space="preserve">[10:18 - 10:20] </w:t>
+        <w:t xml:space="preserve"/>
       </w:r>
       <w:r>
         <w:rPr>
@@ -2587,7 +2587,7 @@
           <w:color w:val="0070C0"/>
           <w:lang w:val="es-MX"/>
         </w:rPr>
-        <w:t xml:space="preserve">[10:21 - 10:32] </w:t>
+        <w:t xml:space="preserve"/>
       </w:r>
       <w:r>
         <w:rPr>
@@ -2613,7 +2613,7 @@
           <w:color w:val="0070C0"/>
           <w:lang w:val="es-MX"/>
         </w:rPr>
-        <w:t xml:space="preserve">[10:34 - 10:44] </w:t>
+        <w:t xml:space="preserve"/>
       </w:r>
       <w:r>
         <w:rPr>
@@ -2639,7 +2639,7 @@
           <w:color w:val="0070C0"/>
           <w:lang w:val="es-MX"/>
         </w:rPr>
-        <w:t xml:space="preserve">[10:44 - 10:55] </w:t>
+        <w:t xml:space="preserve"/>
       </w:r>
       <w:r>
         <w:rPr>
@@ -2665,7 +2665,7 @@
           <w:color w:val="0070C0"/>
           <w:lang w:val="es-MX"/>
         </w:rPr>
-        <w:t xml:space="preserve">[10:55 - 11:05] </w:t>
+        <w:t xml:space="preserve"/>
       </w:r>
       <w:r>
         <w:rPr>
@@ -2723,7 +2723,7 @@
           <w:color w:val="0070C0"/>
           <w:lang w:val="es-MX"/>
         </w:rPr>
-        <w:t xml:space="preserve">[11:06 - 11:15] </w:t>
+        <w:t xml:space="preserve"/>
       </w:r>
       <w:r>
         <w:rPr>
@@ -2749,7 +2749,7 @@
           <w:color w:val="0070C0"/>
           <w:lang w:val="es-MX"/>
         </w:rPr>
-        <w:t xml:space="preserve">[11:15 - 11:28] </w:t>
+        <w:t xml:space="preserve"/>
       </w:r>
       <w:r>
         <w:rPr>
@@ -2775,7 +2775,7 @@
           <w:color w:val="0070C0"/>
           <w:lang w:val="es-MX"/>
         </w:rPr>
-        <w:t xml:space="preserve">[11:28 - 11:40] </w:t>
+        <w:t xml:space="preserve"/>
       </w:r>
       <w:r>
         <w:rPr>
@@ -2801,7 +2801,7 @@
           <w:color w:val="0070C0"/>
           <w:lang w:val="es-MX"/>
         </w:rPr>
-        <w:t xml:space="preserve">[11:41 - 11:53] </w:t>
+        <w:t xml:space="preserve"/>
       </w:r>
       <w:r>
         <w:rPr>
@@ -2828,7 +2828,7 @@
           <w:lang w:val="es-MX"/>
         </w:rPr>
         <w:lastRenderedPageBreak/>
-        <w:t xml:space="preserve">[11:53 - 11:59] </w:t>
+        <w:t xml:space="preserve"/>
       </w:r>
       <w:r>
         <w:rPr>
@@ -2854,7 +2854,7 @@
           <w:color w:val="0070C0"/>
           <w:lang w:val="es-MX"/>
         </w:rPr>
-        <w:t xml:space="preserve">[12:00 - 12:12] </w:t>
+        <w:t xml:space="preserve"/>
       </w:r>
       <w:r>
         <w:rPr>
@@ -2880,7 +2880,7 @@
           <w:color w:val="0070C0"/>
           <w:lang w:val="es-MX"/>
         </w:rPr>
-        <w:t xml:space="preserve">[12:12 - 12:21] </w:t>
+        <w:t xml:space="preserve"/>
       </w:r>
       <w:r>
         <w:rPr>
@@ -2906,7 +2906,7 @@
           <w:color w:val="0070C0"/>
           <w:lang w:val="es-MX"/>
         </w:rPr>
-        <w:t xml:space="preserve">[12:22 - 12:35] </w:t>
+        <w:t xml:space="preserve"/>
       </w:r>
       <w:r>
         <w:rPr>
@@ -2940,7 +2940,7 @@
           <w:color w:val="0070C0"/>
           <w:lang w:val="es-MX"/>
         </w:rPr>
-        <w:t xml:space="preserve">[12:35 - 12:44] </w:t>
+        <w:t xml:space="preserve"/>
       </w:r>
       <w:r>
         <w:rPr>
@@ -2966,7 +2966,7 @@
           <w:color w:val="0070C0"/>
           <w:lang w:val="es-MX"/>
         </w:rPr>
-        <w:t xml:space="preserve">[12:44 - 12:52] </w:t>
+        <w:t xml:space="preserve"/>
       </w:r>
       <w:r>
         <w:rPr>
@@ -2992,7 +2992,7 @@
           <w:color w:val="0070C0"/>
           <w:lang w:val="es-MX"/>
         </w:rPr>
-        <w:t xml:space="preserve">[12:53 - 13:05] </w:t>
+        <w:t xml:space="preserve"/>
       </w:r>
       <w:r>
         <w:rPr>
@@ -3050,7 +3050,7 @@
           <w:color w:val="0070C0"/>
           <w:lang w:val="es-MX"/>
         </w:rPr>
-        <w:t xml:space="preserve">[13:08 - 13:21] </w:t>
+        <w:t xml:space="preserve"/>
       </w:r>
       <w:r>
         <w:rPr>
@@ -3076,7 +3076,7 @@
           <w:color w:val="0070C0"/>
           <w:lang w:val="es-MX"/>
         </w:rPr>
-        <w:t xml:space="preserve">[13:21 - 13:34] </w:t>
+        <w:t xml:space="preserve"/>
       </w:r>
       <w:r>
         <w:rPr>
@@ -3102,7 +3102,7 @@
           <w:color w:val="0070C0"/>
           <w:lang w:val="es-MX"/>
         </w:rPr>
-        <w:t xml:space="preserve">[13:34 - 13:45] </w:t>
+        <w:t xml:space="preserve"/>
       </w:r>
       <w:r>
         <w:rPr>
@@ -3160,7 +3160,7 @@
           <w:color w:val="0070C0"/>
           <w:lang w:val="es-MX"/>
         </w:rPr>
-        <w:t xml:space="preserve">[13:46 - 13:47] </w:t>
+        <w:t xml:space="preserve"/>
       </w:r>
       <w:r>
         <w:rPr>
@@ -3218,7 +3218,7 @@
           <w:color w:val="0070C0"/>
           <w:lang w:val="es-MX"/>
         </w:rPr>
-        <w:t xml:space="preserve">[13:48 - 13:51] </w:t>
+        <w:t xml:space="preserve"/>
       </w:r>
       <w:r>
         <w:rPr>
@@ -3276,7 +3276,7 @@
           <w:color w:val="0070C0"/>
           <w:lang w:val="es-MX"/>
         </w:rPr>
-        <w:t xml:space="preserve">[13:51 - 13:57] </w:t>
+        <w:t xml:space="preserve"/>
       </w:r>
       <w:r>
         <w:rPr>
@@ -3302,7 +3302,7 @@
           <w:color w:val="0070C0"/>
           <w:lang w:val="es-MX"/>
         </w:rPr>
-        <w:t xml:space="preserve">[13:59 - 14:10] </w:t>
+        <w:t xml:space="preserve"/>
       </w:r>
       <w:r>
         <w:rPr>
@@ -3328,7 +3328,7 @@
           <w:color w:val="0070C0"/>
           <w:lang w:val="es-MX"/>
         </w:rPr>
-        <w:t xml:space="preserve">[14:11 - 14:24] </w:t>
+        <w:t xml:space="preserve"/>
       </w:r>
       <w:r>
         <w:rPr>
@@ -3354,7 +3354,7 @@
           <w:color w:val="0070C0"/>
           <w:lang w:val="es-MX"/>
         </w:rPr>
-        <w:t xml:space="preserve">[14:24 - 14:33] </w:t>
+        <w:t xml:space="preserve"/>
       </w:r>
       <w:r>
         <w:rPr>
@@ -3388,7 +3388,7 @@
           <w:color w:val="0070C0"/>
           <w:lang w:val="es-MX"/>
         </w:rPr>
-        <w:t xml:space="preserve">[14:33 - 14:46] </w:t>
+        <w:t xml:space="preserve"/>
       </w:r>
       <w:r>
         <w:rPr>
@@ -3414,7 +3414,7 @@
           <w:color w:val="0070C0"/>
           <w:lang w:val="es-MX"/>
         </w:rPr>
-        <w:t xml:space="preserve">[14:46 - 14:58] </w:t>
+        <w:t xml:space="preserve"/>
       </w:r>
       <w:r>
         <w:rPr>
@@ -3440,7 +3440,7 @@
           <w:color w:val="0070C0"/>
           <w:lang w:val="es-MX"/>
         </w:rPr>
-        <w:t xml:space="preserve">[14:59 - 15:11] </w:t>
+        <w:t xml:space="preserve"/>
       </w:r>
       <w:r>
         <w:rPr>
@@ -3466,7 +3466,7 @@
           <w:color w:val="0070C0"/>
           <w:lang w:val="es-MX"/>
         </w:rPr>
-        <w:t xml:space="preserve">[15:12 - 15:23] </w:t>
+        <w:t xml:space="preserve"/>
       </w:r>
       <w:r>
         <w:rPr>
@@ -3492,7 +3492,7 @@
           <w:color w:val="0070C0"/>
           <w:lang w:val="es-MX"/>
         </w:rPr>
-        <w:t xml:space="preserve">[15:23 - 15:35] </w:t>
+        <w:t xml:space="preserve"/>
       </w:r>
       <w:r>
         <w:rPr>
@@ -3519,7 +3519,7 @@
           <w:lang w:val="es-MX"/>
         </w:rPr>
         <w:lastRenderedPageBreak/>
-        <w:t xml:space="preserve">[15:35 - 15:47] </w:t>
+        <w:t xml:space="preserve"/>
       </w:r>
       <w:r>
         <w:rPr>
@@ -3545,7 +3545,7 @@
           <w:color w:val="0070C0"/>
           <w:lang w:val="es-MX"/>
         </w:rPr>
-        <w:t xml:space="preserve">[15:47 - 15:58] </w:t>
+        <w:t xml:space="preserve"/>
       </w:r>
       <w:r>
         <w:rPr>
@@ -3571,7 +3571,7 @@
           <w:color w:val="0070C0"/>
           <w:lang w:val="es-MX"/>
         </w:rPr>
-        <w:t xml:space="preserve">[15:59 - 16:10] </w:t>
+        <w:t xml:space="preserve"/>
       </w:r>
       <w:r>
         <w:rPr>
@@ -3597,7 +3597,7 @@
           <w:color w:val="0070C0"/>
           <w:lang w:val="es-MX"/>
         </w:rPr>
-        <w:t xml:space="preserve">[16:10 - 16:22] </w:t>
+        <w:t xml:space="preserve"/>
       </w:r>
       <w:r>
         <w:rPr>
@@ -3623,7 +3623,7 @@
           <w:color w:val="0070C0"/>
           <w:lang w:val="es-MX"/>
         </w:rPr>
-        <w:t xml:space="preserve">[16:23 - 16:33] </w:t>
+        <w:t xml:space="preserve"/>
       </w:r>
       <w:r>
         <w:rPr>
@@ -3649,7 +3649,7 @@
           <w:color w:val="0070C0"/>
           <w:lang w:val="es-MX"/>
         </w:rPr>
-        <w:t xml:space="preserve">[16:33 - 16:43] </w:t>
+        <w:t xml:space="preserve"/>
       </w:r>
       <w:r>
         <w:rPr>
@@ -3675,7 +3675,7 @@
           <w:color w:val="0070C0"/>
           <w:lang w:val="es-MX"/>
         </w:rPr>
-        <w:t xml:space="preserve">[16:43 - 16:52] </w:t>
+        <w:t xml:space="preserve"/>
       </w:r>
       <w:r>
         <w:rPr>
@@ -3701,7 +3701,7 @@
           <w:color w:val="0070C0"/>
           <w:lang w:val="es-MX"/>
         </w:rPr>
-        <w:t xml:space="preserve">[16:53 - 17:03] </w:t>
+        <w:t xml:space="preserve"/>
       </w:r>
       <w:r>
         <w:rPr>
@@ -3727,7 +3727,7 @@
           <w:color w:val="0070C0"/>
           <w:lang w:val="es-MX"/>
         </w:rPr>
-        <w:t xml:space="preserve">[17:03 - 17:12] </w:t>
+        <w:t xml:space="preserve"/>
       </w:r>
       <w:r>
         <w:rPr>
@@ -3753,7 +3753,7 @@
           <w:color w:val="0070C0"/>
           <w:lang w:val="es-MX"/>
         </w:rPr>
-        <w:t xml:space="preserve">[17:14 - 17:24] </w:t>
+        <w:t xml:space="preserve"/>
       </w:r>
       <w:r>
         <w:rPr>
@@ -3779,7 +3779,7 @@
           <w:color w:val="0070C0"/>
           <w:lang w:val="es-MX"/>
         </w:rPr>
-        <w:t xml:space="preserve">[17:25 - 17:29] </w:t>
+        <w:t xml:space="preserve"/>
       </w:r>
       <w:r>
         <w:rPr>
@@ -3837,7 +3837,7 @@
           <w:color w:val="0070C0"/>
           <w:lang w:val="es-MX"/>
         </w:rPr>
-        <w:t xml:space="preserve">[17:29 - 17:39] </w:t>
+        <w:t xml:space="preserve"/>
       </w:r>
       <w:r>
         <w:rPr>
@@ -3864,7 +3864,7 @@
           <w:lang w:val="es-MX"/>
         </w:rPr>
         <w:lastRenderedPageBreak/>
-        <w:t xml:space="preserve">[17:39 - 17:48] </w:t>
+        <w:t xml:space="preserve"/>
       </w:r>
       <w:r>
         <w:rPr>
@@ -3890,7 +3890,7 @@
           <w:color w:val="0070C0"/>
           <w:lang w:val="es-MX"/>
         </w:rPr>
-        <w:t xml:space="preserve">[17:48 - 17:58] </w:t>
+        <w:t xml:space="preserve"/>
       </w:r>
       <w:r>
         <w:rPr>
@@ -3916,7 +3916,7 @@
           <w:color w:val="0070C0"/>
           <w:lang w:val="es-MX"/>
         </w:rPr>
-        <w:t xml:space="preserve">[17:58 - 18:04] </w:t>
+        <w:t xml:space="preserve"/>
       </w:r>
       <w:r>
         <w:rPr>
@@ -3974,7 +3974,7 @@
           <w:color w:val="0070C0"/>
           <w:lang w:val="es-MX"/>
         </w:rPr>
-        <w:t xml:space="preserve">[18:05 - 18:15] </w:t>
+        <w:t xml:space="preserve"/>
       </w:r>
       <w:r>
         <w:rPr>
@@ -4000,7 +4000,7 @@
           <w:color w:val="0070C0"/>
           <w:lang w:val="es-MX"/>
         </w:rPr>
-        <w:t xml:space="preserve">[18:16 - 18:26] </w:t>
+        <w:t xml:space="preserve"/>
       </w:r>
       <w:r>
         <w:rPr>
@@ -4026,7 +4026,7 @@
           <w:color w:val="0070C0"/>
           <w:lang w:val="es-MX"/>
         </w:rPr>
-        <w:t xml:space="preserve">[18:26 - 18:38] </w:t>
+        <w:t xml:space="preserve"/>
       </w:r>
       <w:r>
         <w:rPr>
@@ -4052,7 +4052,7 @@
           <w:color w:val="0070C0"/>
           <w:lang w:val="es-MX"/>
         </w:rPr>
-        <w:t xml:space="preserve">[18:39 - 18:51] </w:t>
+        <w:t xml:space="preserve"/>
       </w:r>
       <w:r>
         <w:rPr>
@@ -4078,7 +4078,7 @@
           <w:color w:val="0070C0"/>
           <w:lang w:val="es-MX"/>
         </w:rPr>
-        <w:t xml:space="preserve">[18:51 - 19:03] </w:t>
+        <w:t xml:space="preserve"/>
       </w:r>
       <w:r>
         <w:rPr>
@@ -4104,7 +4104,7 @@
           <w:color w:val="0070C0"/>
           <w:lang w:val="es-MX"/>
         </w:rPr>
-        <w:t xml:space="preserve">[19:03 - 19:12] </w:t>
+        <w:t xml:space="preserve"/>
       </w:r>
       <w:r>
         <w:rPr>
@@ -4130,7 +4130,7 @@
           <w:color w:val="0070C0"/>
           <w:lang w:val="es-MX"/>
         </w:rPr>
-        <w:t xml:space="preserve">[19:14 - 19:24] </w:t>
+        <w:t xml:space="preserve"/>
       </w:r>
       <w:r>
         <w:rPr>
@@ -4156,7 +4156,7 @@
           <w:color w:val="0070C0"/>
           <w:lang w:val="es-MX"/>
         </w:rPr>
-        <w:t xml:space="preserve">[19:24 - 19:36] </w:t>
+        <w:t xml:space="preserve"/>
       </w:r>
       <w:r>
         <w:rPr>
@@ -4183,7 +4183,7 @@
           <w:lang w:val="es-MX"/>
         </w:rPr>
         <w:lastRenderedPageBreak/>
-        <w:t xml:space="preserve">[19:37 - 19:46] </w:t>
+        <w:t xml:space="preserve"/>
       </w:r>
       <w:r>
         <w:rPr>
@@ -4209,7 +4209,7 @@
           <w:color w:val="0070C0"/>
           <w:lang w:val="es-MX"/>
         </w:rPr>
-        <w:t xml:space="preserve">[19:46 - 19:59] </w:t>
+        <w:t xml:space="preserve"/>
       </w:r>
       <w:r>
         <w:rPr>
@@ -4267,7 +4267,7 @@
           <w:color w:val="0070C0"/>
           <w:lang w:val="es-MX"/>
         </w:rPr>
-        <w:t xml:space="preserve">[20:01 - 20:11] </w:t>
+        <w:t xml:space="preserve"/>
       </w:r>
       <w:r>
         <w:rPr>
@@ -4293,7 +4293,7 @@
           <w:color w:val="0070C0"/>
           <w:lang w:val="es-MX"/>
         </w:rPr>
-        <w:t xml:space="preserve">[20:12 - 20:21] </w:t>
+        <w:t xml:space="preserve"/>
       </w:r>
       <w:r>
         <w:rPr>
@@ -4319,7 +4319,7 @@
           <w:color w:val="0070C0"/>
           <w:lang w:val="es-MX"/>
         </w:rPr>
-        <w:t xml:space="preserve">[20:22 - 20:33] </w:t>
+        <w:t xml:space="preserve"/>
       </w:r>
       <w:r>
         <w:rPr>
@@ -4345,7 +4345,7 @@
           <w:color w:val="0070C0"/>
           <w:lang w:val="es-MX"/>
         </w:rPr>
-        <w:t xml:space="preserve">[20:34 - 20:36] </w:t>
+        <w:t xml:space="preserve"/>
       </w:r>
       <w:r>
         <w:rPr>
@@ -4403,7 +4403,7 @@
           <w:color w:val="0070C0"/>
           <w:lang w:val="es-MX"/>
         </w:rPr>
-        <w:t xml:space="preserve">[20:36 - 20:47] </w:t>
+        <w:t xml:space="preserve"/>
       </w:r>
       <w:r>
         <w:rPr>
@@ -4429,7 +4429,7 @@
           <w:color w:val="0070C0"/>
           <w:lang w:val="es-MX"/>
         </w:rPr>
-        <w:t xml:space="preserve">[20:48 - 21:01] </w:t>
+        <w:t xml:space="preserve"/>
       </w:r>
       <w:r>
         <w:rPr>
@@ -4455,7 +4455,7 @@
           <w:color w:val="0070C0"/>
           <w:lang w:val="es-MX"/>
         </w:rPr>
-        <w:t xml:space="preserve">[21:01 - 21:13] </w:t>
+        <w:t xml:space="preserve"/>
       </w:r>
       <w:r>
         <w:rPr>
@@ -4481,7 +4481,7 @@
           <w:color w:val="0070C0"/>
           <w:lang w:val="es-MX"/>
         </w:rPr>
-        <w:t xml:space="preserve">[21:13 - 21:21] </w:t>
+        <w:t xml:space="preserve"/>
       </w:r>
       <w:r>
         <w:rPr>
@@ -4507,7 +4507,7 @@
           <w:color w:val="0070C0"/>
           <w:lang w:val="es-MX"/>
         </w:rPr>
-        <w:t xml:space="preserve">[21:21 - 21:31] </w:t>
+        <w:t xml:space="preserve"/>
       </w:r>
       <w:r>
         <w:rPr>
@@ -4533,7 +4533,7 @@
           <w:color w:val="0070C0"/>
           <w:lang w:val="es-MX"/>
         </w:rPr>
-        <w:t xml:space="preserve">[21:31 - 21:42] </w:t>
+        <w:t xml:space="preserve"/>
       </w:r>
       <w:r>
         <w:rPr>
@@ -4560,7 +4560,7 @@
           <w:lang w:val="es-MX"/>
         </w:rPr>
         <w:lastRenderedPageBreak/>
-        <w:t xml:space="preserve">[21:42 - 21:52] </w:t>
+        <w:t xml:space="preserve"/>
       </w:r>
       <w:r>
         <w:rPr>
@@ -4586,7 +4586,7 @@
           <w:color w:val="0070C0"/>
           <w:lang w:val="es-MX"/>
         </w:rPr>
-        <w:t xml:space="preserve">[21:53 - 22:01] </w:t>
+        <w:t xml:space="preserve"/>
       </w:r>
       <w:r>
         <w:rPr>
@@ -4612,7 +4612,7 @@
           <w:color w:val="0070C0"/>
           <w:lang w:val="es-MX"/>
         </w:rPr>
-        <w:t xml:space="preserve">[22:01 - 22:11] </w:t>
+        <w:t xml:space="preserve"/>
       </w:r>
       <w:r>
         <w:rPr>
@@ -4638,7 +4638,7 @@
           <w:color w:val="0070C0"/>
           <w:lang w:val="es-MX"/>
         </w:rPr>
-        <w:t xml:space="preserve">[22:11 - 22:22] </w:t>
+        <w:t xml:space="preserve"/>
       </w:r>
       <w:r>
         <w:rPr>
@@ -4664,7 +4664,7 @@
           <w:color w:val="0070C0"/>
           <w:lang w:val="es-MX"/>
         </w:rPr>
-        <w:t xml:space="preserve">[22:22 - 22:34] </w:t>
+        <w:t xml:space="preserve"/>
       </w:r>
       <w:r>
         <w:rPr>
@@ -4722,7 +4722,7 @@
           <w:color w:val="0070C0"/>
           <w:lang w:val="es-MX"/>
         </w:rPr>
-        <w:t xml:space="preserve">[22:36 - 22:46] </w:t>
+        <w:t xml:space="preserve"/>
       </w:r>
       <w:r>
         <w:rPr>
@@ -4780,7 +4780,7 @@
           <w:color w:val="0070C0"/>
           <w:lang w:val="es-MX"/>
         </w:rPr>
-        <w:t xml:space="preserve">[22:46 - 22:46] </w:t>
+        <w:t xml:space="preserve"/>
       </w:r>
       <w:r>
         <w:rPr>
@@ -4840,7 +4840,7 @@
           <w:color w:val="0070C0"/>
           <w:lang w:val="es-MX"/>
         </w:rPr>
-        <w:t xml:space="preserve">[22:48 - 22:59] </w:t>
+        <w:t xml:space="preserve"/>
       </w:r>
       <w:r>
         <w:rPr>
@@ -4866,7 +4866,7 @@
           <w:color w:val="0070C0"/>
           <w:lang w:val="es-MX"/>
         </w:rPr>
-        <w:t xml:space="preserve">[22:59 - 23:08] </w:t>
+        <w:t xml:space="preserve"/>
       </w:r>
       <w:r>
         <w:rPr>
@@ -4927,7 +4927,7 @@
           <w:lang w:val="es-MX"/>
         </w:rPr>
         <w:lastRenderedPageBreak/>
-        <w:t xml:space="preserve">[23:11 - 23:23] </w:t>
+        <w:t xml:space="preserve"/>
       </w:r>
       <w:r>
         <w:rPr>
@@ -4953,7 +4953,7 @@
           <w:color w:val="0070C0"/>
           <w:lang w:val="es-MX"/>
         </w:rPr>
-        <w:t xml:space="preserve">[23:23 - 23:32] </w:t>
+        <w:t xml:space="preserve"/>
       </w:r>
       <w:r>
         <w:rPr>
@@ -4979,7 +4979,7 @@
           <w:color w:val="0070C0"/>
           <w:lang w:val="es-MX"/>
         </w:rPr>
-        <w:t xml:space="preserve">[23:33 - 23:40] </w:t>
+        <w:t xml:space="preserve"/>
       </w:r>
       <w:r>
         <w:rPr>
@@ -5005,7 +5005,7 @@
           <w:color w:val="0070C0"/>
           <w:lang w:val="es-MX"/>
         </w:rPr>
-        <w:t xml:space="preserve">[23:40 - 23:52] </w:t>
+        <w:t xml:space="preserve"/>
       </w:r>
       <w:r>
         <w:rPr>
@@ -5031,7 +5031,7 @@
           <w:color w:val="0070C0"/>
           <w:lang w:val="es-MX"/>
         </w:rPr>
-        <w:t xml:space="preserve">[23:52 - 24:04] </w:t>
+        <w:t xml:space="preserve"/>
       </w:r>
       <w:r>
         <w:rPr>
@@ -5057,7 +5057,7 @@
           <w:color w:val="0070C0"/>
           <w:lang w:val="es-MX"/>
         </w:rPr>
-        <w:t xml:space="preserve">[24:04 - 24:15] </w:t>
+        <w:t xml:space="preserve"/>
       </w:r>
       <w:r>
         <w:rPr>
@@ -5083,7 +5083,7 @@
           <w:color w:val="0070C0"/>
           <w:lang w:val="es-MX"/>
         </w:rPr>
-        <w:t xml:space="preserve">[24:15 - 24:26] </w:t>
+        <w:t xml:space="preserve"/>
       </w:r>
       <w:r>
         <w:rPr>
@@ -5109,7 +5109,7 @@
           <w:color w:val="0070C0"/>
           <w:lang w:val="es-MX"/>
         </w:rPr>
-        <w:t xml:space="preserve">[24:26 - 24:38] </w:t>
+        <w:t xml:space="preserve"/>
       </w:r>
       <w:r>
         <w:rPr>
@@ -5135,7 +5135,7 @@
           <w:color w:val="0070C0"/>
           <w:lang w:val="es-MX"/>
         </w:rPr>
-        <w:t xml:space="preserve">[24:39 - 24:47] </w:t>
+        <w:t xml:space="preserve"/>
       </w:r>
       <w:r>
         <w:rPr>
@@ -5161,7 +5161,7 @@
           <w:color w:val="0070C0"/>
           <w:lang w:val="es-MX"/>
         </w:rPr>
-        <w:t xml:space="preserve">[24:49 - 25:01] </w:t>
+        <w:t xml:space="preserve"/>
       </w:r>
       <w:r>
         <w:rPr>
@@ -5187,7 +5187,7 @@
           <w:color w:val="0070C0"/>
           <w:lang w:val="es-MX"/>
         </w:rPr>
-        <w:t xml:space="preserve">[25:01 - 25:12] </w:t>
+        <w:t xml:space="preserve"/>
       </w:r>
       <w:r>
         <w:rPr>
@@ -5213,7 +5213,7 @@
           <w:color w:val="0070C0"/>
           <w:lang w:val="es-MX"/>
         </w:rPr>
-        <w:t xml:space="preserve">[25:12 - 25:20] </w:t>
+        <w:t xml:space="preserve"/>
       </w:r>
       <w:r>
         <w:rPr>
@@ -5271,7 +5271,7 @@
           <w:color w:val="0070C0"/>
           <w:lang w:val="es-MX"/>
         </w:rPr>
-        <w:t xml:space="preserve">[25:21 - 25:29] </w:t>
+        <w:t xml:space="preserve"/>
       </w:r>
       <w:r>
         <w:rPr>
@@ -5297,7 +5297,7 @@
           <w:color w:val="0070C0"/>
           <w:lang w:val="es-MX"/>
         </w:rPr>
-        <w:t xml:space="preserve">[25:29 - 25:42] </w:t>
+        <w:t xml:space="preserve"/>
       </w:r>
       <w:r>
         <w:rPr>
@@ -5323,7 +5323,7 @@
           <w:color w:val="0070C0"/>
           <w:lang w:val="es-MX"/>
         </w:rPr>
-        <w:t xml:space="preserve">[25:42 - 25:44] </w:t>
+        <w:t xml:space="preserve"/>
       </w:r>
       <w:r>
         <w:rPr>
@@ -5381,7 +5381,7 @@
           <w:color w:val="0070C0"/>
           <w:lang w:val="es-MX"/>
         </w:rPr>
-        <w:t xml:space="preserve">[25:45 - 25:50] </w:t>
+        <w:t xml:space="preserve"/>
       </w:r>
       <w:r>
         <w:rPr>
@@ -5407,7 +5407,7 @@
           <w:color w:val="0070C0"/>
           <w:lang w:val="es-MX"/>
         </w:rPr>
-        <w:t xml:space="preserve">[25:52 - 26:05] </w:t>
+        <w:t xml:space="preserve"/>
       </w:r>
       <w:r>
         <w:rPr>
@@ -5433,7 +5433,7 @@
           <w:color w:val="0070C0"/>
           <w:lang w:val="es-MX"/>
         </w:rPr>
-        <w:t xml:space="preserve">[26:05 - 26:14] </w:t>
+        <w:t xml:space="preserve"/>
       </w:r>
       <w:r>
         <w:rPr>
@@ -5459,7 +5459,7 @@
           <w:color w:val="0070C0"/>
           <w:lang w:val="es-MX"/>
         </w:rPr>
-        <w:t xml:space="preserve">[26:14 - 26:26] </w:t>
+        <w:t xml:space="preserve"/>
       </w:r>
       <w:r>
         <w:rPr>
@@ -5485,7 +5485,7 @@
           <w:color w:val="0070C0"/>
           <w:lang w:val="es-MX"/>
         </w:rPr>
-        <w:t xml:space="preserve">[26:26 - 26:34] </w:t>
+        <w:t xml:space="preserve"/>
       </w:r>
       <w:r>
         <w:rPr>
@@ -5511,7 +5511,7 @@
           <w:color w:val="0070C0"/>
           <w:lang w:val="es-MX"/>
         </w:rPr>
-        <w:t xml:space="preserve">[26:34 - 26:43] </w:t>
+        <w:t xml:space="preserve"/>
       </w:r>
       <w:r>
         <w:rPr>
@@ -5569,7 +5569,7 @@
           <w:color w:val="0070C0"/>
           <w:lang w:val="es-MX"/>
         </w:rPr>
-        <w:t xml:space="preserve">[26:45 - 26:55] </w:t>
+        <w:t xml:space="preserve"/>
       </w:r>
       <w:r>
         <w:rPr>
@@ -5596,7 +5596,7 @@
           <w:lang w:val="es-MX"/>
         </w:rPr>
         <w:lastRenderedPageBreak/>
-        <w:t xml:space="preserve">[26:55 - 27:06] </w:t>
+        <w:t xml:space="preserve"/>
       </w:r>
       <w:r>
         <w:rPr>
@@ -5654,7 +5654,7 @@
           <w:color w:val="0070C0"/>
           <w:lang w:val="es-MX"/>
         </w:rPr>
-        <w:t xml:space="preserve">[27:07 - 27:17] </w:t>
+        <w:t xml:space="preserve"/>
       </w:r>
       <w:r>
         <w:rPr>
@@ -5680,7 +5680,7 @@
           <w:color w:val="0070C0"/>
           <w:lang w:val="es-MX"/>
         </w:rPr>
-        <w:t xml:space="preserve">[27:17 - 27:28] </w:t>
+        <w:t xml:space="preserve"/>
       </w:r>
       <w:r>
         <w:rPr>
@@ -5706,7 +5706,7 @@
           <w:color w:val="0070C0"/>
           <w:lang w:val="es-MX"/>
         </w:rPr>
-        <w:t xml:space="preserve">[27:30 - 27:42] </w:t>
+        <w:t xml:space="preserve"/>
       </w:r>
       <w:r>
         <w:rPr>
@@ -5732,7 +5732,7 @@
           <w:color w:val="0070C0"/>
           <w:lang w:val="es-MX"/>
         </w:rPr>
-        <w:t xml:space="preserve">[27:42 - 27:51] </w:t>
+        <w:t xml:space="preserve"/>
       </w:r>
       <w:r>
         <w:rPr>
@@ -5758,7 +5758,7 @@
           <w:color w:val="0070C0"/>
           <w:lang w:val="es-MX"/>
         </w:rPr>
-        <w:t xml:space="preserve">[27:51 - 28:00] </w:t>
+        <w:t xml:space="preserve"/>
       </w:r>
       <w:r>
         <w:rPr>
@@ -5784,7 +5784,7 @@
           <w:color w:val="0070C0"/>
           <w:lang w:val="es-MX"/>
         </w:rPr>
-        <w:t xml:space="preserve">[28:00 - 28:09] </w:t>
+        <w:t xml:space="preserve"/>
       </w:r>
       <w:r>
         <w:rPr>
@@ -5810,7 +5810,7 @@
           <w:color w:val="0070C0"/>
           <w:lang w:val="es-MX"/>
         </w:rPr>
-        <w:t xml:space="preserve">[28:09 - 28:22] </w:t>
+        <w:t xml:space="preserve"/>
       </w:r>
       <w:r>
         <w:rPr>
@@ -5836,7 +5836,7 @@
           <w:color w:val="0070C0"/>
           <w:lang w:val="es-MX"/>
         </w:rPr>
-        <w:t xml:space="preserve">[28:22 - 28:33] </w:t>
+        <w:t xml:space="preserve"/>
       </w:r>
       <w:r>
         <w:rPr>
@@ -5862,7 +5862,7 @@
           <w:color w:val="0070C0"/>
           <w:lang w:val="es-MX"/>
         </w:rPr>
-        <w:t xml:space="preserve">[28:33 - 28:46] </w:t>
+        <w:t xml:space="preserve"/>
       </w:r>
       <w:r>
         <w:rPr>
@@ -5920,7 +5920,7 @@
           <w:color w:val="0070C0"/>
           <w:lang w:val="es-MX"/>
         </w:rPr>
-        <w:t xml:space="preserve">[28:48 - 28:54] </w:t>
+        <w:t xml:space="preserve"/>
       </w:r>
       <w:r>
         <w:rPr>
@@ -5979,7 +5979,7 @@
           <w:color w:val="0070C0"/>
           <w:lang w:val="es-MX"/>
         </w:rPr>
-        <w:t xml:space="preserve">[28:54 - 28:55] </w:t>
+        <w:t xml:space="preserve"/>
       </w:r>
       <w:r>
         <w:rPr>
@@ -6037,7 +6037,7 @@
           <w:color w:val="0070C0"/>
           <w:lang w:val="es-MX"/>
         </w:rPr>
-        <w:t xml:space="preserve">[28:56 - 29:08] </w:t>
+        <w:t xml:space="preserve"/>
       </w:r>
       <w:r>
         <w:rPr>
@@ -6063,7 +6063,7 @@
           <w:color w:val="0070C0"/>
           <w:lang w:val="es-MX"/>
         </w:rPr>
-        <w:t xml:space="preserve">[29:09 - 29:20] </w:t>
+        <w:t xml:space="preserve"/>
       </w:r>
       <w:r>
         <w:rPr>
@@ -6089,7 +6089,7 @@
           <w:color w:val="0070C0"/>
           <w:lang w:val="es-MX"/>
         </w:rPr>
-        <w:t xml:space="preserve">[29:20 - 29:32] </w:t>
+        <w:t xml:space="preserve"/>
       </w:r>
       <w:r>
         <w:rPr>
@@ -6115,7 +6115,7 @@
           <w:color w:val="0070C0"/>
           <w:lang w:val="es-MX"/>
         </w:rPr>
-        <w:t xml:space="preserve">[29:32 - 29:45] </w:t>
+        <w:t xml:space="preserve"/>
       </w:r>
       <w:r>
         <w:rPr>
@@ -6141,7 +6141,7 @@
           <w:color w:val="0070C0"/>
           <w:lang w:val="es-MX"/>
         </w:rPr>
-        <w:t xml:space="preserve">[29:46 - 29:50] </w:t>
+        <w:t xml:space="preserve"/>
       </w:r>
       <w:r>
         <w:rPr>
@@ -6199,7 +6199,7 @@
           <w:color w:val="0070C0"/>
           <w:lang w:val="es-MX"/>
         </w:rPr>
-        <w:t xml:space="preserve">[29:51 - 30:00] </w:t>
+        <w:t xml:space="preserve"/>
       </w:r>
       <w:r>
         <w:rPr>
@@ -6225,7 +6225,7 @@
           <w:color w:val="0070C0"/>
           <w:lang w:val="es-MX"/>
         </w:rPr>
-        <w:t xml:space="preserve">[30:02 - 30:13] </w:t>
+        <w:t xml:space="preserve"/>
       </w:r>
       <w:r>
         <w:rPr>
@@ -6251,7 +6251,7 @@
           <w:color w:val="0070C0"/>
           <w:lang w:val="es-MX"/>
         </w:rPr>
-        <w:t xml:space="preserve">[30:15 - 30:24] </w:t>
+        <w:t xml:space="preserve"/>
       </w:r>
       <w:r>
         <w:rPr>
@@ -6277,7 +6277,7 @@
           <w:color w:val="0070C0"/>
           <w:lang w:val="es-MX"/>
         </w:rPr>
-        <w:t xml:space="preserve">[30:25 - 30:37] </w:t>
+        <w:t xml:space="preserve"/>
       </w:r>
       <w:r>
         <w:rPr>
@@ -6304,7 +6304,7 @@
           <w:lang w:val="es-MX"/>
         </w:rPr>
         <w:lastRenderedPageBreak/>
-        <w:t xml:space="preserve">[30:37 - 30:47] </w:t>
+        <w:t xml:space="preserve"/>
       </w:r>
       <w:r>
         <w:rPr>
@@ -6330,7 +6330,7 @@
           <w:color w:val="0070C0"/>
           <w:lang w:val="es-MX"/>
         </w:rPr>
-        <w:t xml:space="preserve">[30:47 - 30:58] </w:t>
+        <w:t xml:space="preserve"/>
       </w:r>
       <w:r>
         <w:rPr>
@@ -6356,7 +6356,7 @@
           <w:color w:val="0070C0"/>
           <w:lang w:val="es-MX"/>
         </w:rPr>
-        <w:t xml:space="preserve">[30:58 - 31:08] </w:t>
+        <w:t xml:space="preserve"/>
       </w:r>
       <w:r>
         <w:rPr>
@@ -6382,7 +6382,7 @@
           <w:color w:val="0070C0"/>
           <w:lang w:val="es-MX"/>
         </w:rPr>
-        <w:t xml:space="preserve">[31:10 - 31:20] </w:t>
+        <w:t xml:space="preserve"/>
       </w:r>
       <w:r>
         <w:rPr>
@@ -6408,7 +6408,7 @@
           <w:color w:val="0070C0"/>
           <w:lang w:val="es-MX"/>
         </w:rPr>
-        <w:t xml:space="preserve">[31:21 - 31:31] </w:t>
+        <w:t xml:space="preserve"/>
       </w:r>
       <w:r>
         <w:rPr>
@@ -6434,7 +6434,7 @@
           <w:color w:val="0070C0"/>
           <w:lang w:val="es-MX"/>
         </w:rPr>
-        <w:t xml:space="preserve">[31:34 - 31:42] </w:t>
+        <w:t xml:space="preserve"/>
       </w:r>
       <w:r>
         <w:rPr>
@@ -6460,7 +6460,7 @@
           <w:color w:val="0070C0"/>
           <w:lang w:val="es-MX"/>
         </w:rPr>
-        <w:t xml:space="preserve">[31:42 - 31:51] </w:t>
+        <w:t xml:space="preserve"/>
       </w:r>
       <w:r>
         <w:rPr>
@@ -6486,7 +6486,7 @@
           <w:color w:val="0070C0"/>
           <w:lang w:val="es-MX"/>
         </w:rPr>
-        <w:t xml:space="preserve">[31:52 - 32:03] </w:t>
+        <w:t xml:space="preserve"/>
       </w:r>
       <w:r>
         <w:rPr>
@@ -6512,7 +6512,7 @@
           <w:color w:val="0070C0"/>
           <w:lang w:val="es-MX"/>
         </w:rPr>
-        <w:t xml:space="preserve">[32:04 - 32:15] </w:t>
+        <w:t xml:space="preserve"/>
       </w:r>
       <w:r>
         <w:rPr>
@@ -6538,7 +6538,7 @@
           <w:color w:val="0070C0"/>
           <w:lang w:val="es-MX"/>
         </w:rPr>
-        <w:t xml:space="preserve">[32:16 - 32:24] </w:t>
+        <w:t xml:space="preserve"/>
       </w:r>
       <w:r>
         <w:rPr>
@@ -6564,7 +6564,7 @@
           <w:color w:val="0070C0"/>
           <w:lang w:val="es-MX"/>
         </w:rPr>
-        <w:t xml:space="preserve">[32:25 - 32:37] </w:t>
+        <w:t xml:space="preserve"/>
       </w:r>
       <w:r>
         <w:rPr>
@@ -6590,7 +6590,7 @@
           <w:color w:val="0070C0"/>
           <w:lang w:val="es-MX"/>
         </w:rPr>
-        <w:t xml:space="preserve">[32:38 - 32:44] </w:t>
+        <w:t xml:space="preserve"/>
       </w:r>
       <w:r>
         <w:rPr>
@@ -6649,7 +6649,7 @@
           <w:color w:val="0070C0"/>
           <w:lang w:val="es-MX"/>
         </w:rPr>
-        <w:t xml:space="preserve">[32:45 - 32:55] </w:t>
+        <w:t xml:space="preserve"/>
       </w:r>
       <w:r>
         <w:rPr>
@@ -6675,7 +6675,7 @@
           <w:color w:val="0070C0"/>
           <w:lang w:val="es-MX"/>
         </w:rPr>
-        <w:t xml:space="preserve">[32:55 - 33:04] </w:t>
+        <w:t xml:space="preserve"/>
       </w:r>
       <w:r>
         <w:rPr>
@@ -6701,7 +6701,7 @@
           <w:color w:val="0070C0"/>
           <w:lang w:val="es-MX"/>
         </w:rPr>
-        <w:t xml:space="preserve">[33:04 - 33:15] </w:t>
+        <w:t xml:space="preserve"/>
       </w:r>
       <w:r>
         <w:rPr>
@@ -6759,7 +6759,7 @@
           <w:color w:val="0070C0"/>
           <w:lang w:val="es-MX"/>
         </w:rPr>
-        <w:t xml:space="preserve">[33:15 - 33:28] </w:t>
+        <w:t xml:space="preserve"/>
       </w:r>
       <w:r>
         <w:rPr>
@@ -6785,7 +6785,7 @@
           <w:color w:val="0070C0"/>
           <w:lang w:val="es-MX"/>
         </w:rPr>
-        <w:t xml:space="preserve">[33:28 - 33:38] </w:t>
+        <w:t xml:space="preserve"/>
       </w:r>
       <w:r>
         <w:rPr>
@@ -6811,7 +6811,7 @@
           <w:color w:val="0070C0"/>
           <w:lang w:val="es-MX"/>
         </w:rPr>
-        <w:t xml:space="preserve">[33:38 - 33:49] </w:t>
+        <w:t xml:space="preserve"/>
       </w:r>
       <w:r>
         <w:rPr>
@@ -6837,7 +6837,7 @@
           <w:color w:val="0070C0"/>
           <w:lang w:val="es-MX"/>
         </w:rPr>
-        <w:t xml:space="preserve">[33:49 - 34:01] </w:t>
+        <w:t xml:space="preserve"/>
       </w:r>
       <w:r>
         <w:rPr>
@@ -6863,7 +6863,7 @@
           <w:color w:val="0070C0"/>
           <w:lang w:val="es-MX"/>
         </w:rPr>
-        <w:t xml:space="preserve">[34:01 - 34:10] </w:t>
+        <w:t xml:space="preserve"/>
       </w:r>
       <w:r>
         <w:rPr>
@@ -6889,7 +6889,7 @@
           <w:color w:val="0070C0"/>
           <w:lang w:val="es-MX"/>
         </w:rPr>
-        <w:t xml:space="preserve">[34:10 - 34:21] </w:t>
+        <w:t xml:space="preserve"/>
       </w:r>
       <w:r>
         <w:rPr>
@@ -6915,7 +6915,7 @@
           <w:color w:val="0070C0"/>
           <w:lang w:val="es-MX"/>
         </w:rPr>
-        <w:t xml:space="preserve">[34:21 - 34:34] </w:t>
+        <w:t xml:space="preserve"/>
       </w:r>
       <w:r>
         <w:rPr>
@@ -6974,7 +6974,7 @@
           <w:lang w:val="es-MX"/>
         </w:rPr>
         <w:lastRenderedPageBreak/>
-        <w:t xml:space="preserve">[34:34 - 34:44] </w:t>
+        <w:t xml:space="preserve"/>
       </w:r>
       <w:r>
         <w:rPr>
@@ -7000,7 +7000,7 @@
           <w:color w:val="0070C0"/>
           <w:lang w:val="es-MX"/>
         </w:rPr>
-        <w:t xml:space="preserve">[34:45 - 34:54] </w:t>
+        <w:t xml:space="preserve"/>
       </w:r>
       <w:r>
         <w:rPr>
@@ -7026,7 +7026,7 @@
           <w:color w:val="0070C0"/>
           <w:lang w:val="es-MX"/>
         </w:rPr>
-        <w:t xml:space="preserve">[34:54 - 35:01] </w:t>
+        <w:t xml:space="preserve"/>
       </w:r>
       <w:r>
         <w:rPr>
@@ -7086,7 +7086,7 @@
           <w:color w:val="0070C0"/>
           <w:lang w:val="es-MX"/>
         </w:rPr>
-        <w:t xml:space="preserve">[35:01 - 35:10] </w:t>
+        <w:t xml:space="preserve"/>
       </w:r>
       <w:r>
         <w:rPr>
@@ -7112,7 +7112,7 @@
           <w:color w:val="0070C0"/>
           <w:lang w:val="es-MX"/>
         </w:rPr>
-        <w:t xml:space="preserve">[35:10 - 35:22] </w:t>
+        <w:t xml:space="preserve"/>
       </w:r>
       <w:r>
         <w:rPr>
@@ -7138,7 +7138,7 @@
           <w:color w:val="0070C0"/>
           <w:lang w:val="es-MX"/>
         </w:rPr>
-        <w:t xml:space="preserve">[35:23 - 35:34] </w:t>
+        <w:t xml:space="preserve"/>
       </w:r>
       <w:r>
         <w:rPr>
@@ -7164,7 +7164,7 @@
           <w:color w:val="0070C0"/>
           <w:lang w:val="es-MX"/>
         </w:rPr>
-        <w:t xml:space="preserve">[35:34 - 35:45] </w:t>
+        <w:t xml:space="preserve"/>
       </w:r>
       <w:r>
         <w:rPr>
@@ -7190,7 +7190,7 @@
           <w:color w:val="0070C0"/>
           <w:lang w:val="es-MX"/>
         </w:rPr>
-        <w:t xml:space="preserve">[35:46 - 35:58] </w:t>
+        <w:t xml:space="preserve"/>
       </w:r>
       <w:r>
         <w:rPr>
@@ -7216,7 +7216,7 @@
           <w:color w:val="0070C0"/>
           <w:lang w:val="es-MX"/>
         </w:rPr>
-        <w:t xml:space="preserve">[35:58 - 36:11] </w:t>
+        <w:t xml:space="preserve"/>
       </w:r>
       <w:r>
         <w:rPr>
@@ -7242,7 +7242,7 @@
           <w:color w:val="0070C0"/>
           <w:lang w:val="es-MX"/>
         </w:rPr>
-        <w:t xml:space="preserve">[36:11 - 36:22] </w:t>
+        <w:t xml:space="preserve"/>
       </w:r>
       <w:r>
         <w:rPr>
@@ -7301,7 +7301,7 @@
           <w:lang w:val="es-MX"/>
         </w:rPr>
         <w:lastRenderedPageBreak/>
-        <w:t xml:space="preserve">[36:24 - 36:33] </w:t>
+        <w:t xml:space="preserve"/>
       </w:r>
       <w:r>
         <w:rPr>
@@ -7327,7 +7327,7 @@
           <w:color w:val="0070C0"/>
           <w:lang w:val="es-MX"/>
         </w:rPr>
-        <w:t xml:space="preserve">[36:34 - 36:40] </w:t>
+        <w:t xml:space="preserve"/>
       </w:r>
       <w:r>
         <w:rPr>
@@ -7385,7 +7385,7 @@
           <w:color w:val="0070C0"/>
           <w:lang w:val="es-MX"/>
         </w:rPr>
-        <w:t xml:space="preserve">[36:41 - 36:48] </w:t>
+        <w:t xml:space="preserve"/>
       </w:r>
       <w:r>
         <w:rPr>
@@ -7411,7 +7411,7 @@
           <w:color w:val="0070C0"/>
           <w:lang w:val="es-MX"/>
         </w:rPr>
-        <w:t xml:space="preserve">[36:48 - 37:01] </w:t>
+        <w:t xml:space="preserve"/>
       </w:r>
       <w:r>
         <w:rPr>
@@ -7437,7 +7437,7 @@
           <w:color w:val="0070C0"/>
           <w:lang w:val="es-MX"/>
         </w:rPr>
-        <w:t xml:space="preserve">[37:01 - 37:12] </w:t>
+        <w:t xml:space="preserve"/>
       </w:r>
       <w:r>
         <w:rPr>
@@ -7463,7 +7463,7 @@
           <w:color w:val="0070C0"/>
           <w:lang w:val="es-MX"/>
         </w:rPr>
-        <w:t xml:space="preserve">[37:12 - 37:23] </w:t>
+        <w:t xml:space="preserve"/>
       </w:r>
       <w:r>
         <w:rPr>
@@ -7489,7 +7489,7 @@
           <w:color w:val="0070C0"/>
           <w:lang w:val="es-MX"/>
         </w:rPr>
-        <w:t xml:space="preserve">[37:23 - 37:30] </w:t>
+        <w:t xml:space="preserve"/>
       </w:r>
       <w:r>
         <w:rPr>
@@ -7547,7 +7547,7 @@
           <w:color w:val="0070C0"/>
           <w:lang w:val="es-MX"/>
         </w:rPr>
-        <w:t xml:space="preserve">[37:31 - 37:43] </w:t>
+        <w:t xml:space="preserve"/>
       </w:r>
       <w:r>
         <w:rPr>
@@ -7573,7 +7573,7 @@
           <w:color w:val="0070C0"/>
           <w:lang w:val="es-MX"/>
         </w:rPr>
-        <w:t xml:space="preserve">[37:43 - 37:47] </w:t>
+        <w:t xml:space="preserve"/>
       </w:r>
       <w:r>
         <w:rPr>
@@ -7631,7 +7631,7 @@
           <w:color w:val="0070C0"/>
           <w:lang w:val="es-MX"/>
         </w:rPr>
-        <w:t xml:space="preserve">[37:47 - 37:57] </w:t>
+        <w:t xml:space="preserve"/>
       </w:r>
       <w:r>
         <w:rPr>
@@ -7658,7 +7658,7 @@
           <w:lang w:val="es-MX"/>
         </w:rPr>
         <w:lastRenderedPageBreak/>
-        <w:t xml:space="preserve">[37:57 - 38:02] </w:t>
+        <w:t xml:space="preserve"/>
       </w:r>
       <w:r>
         <w:rPr>
@@ -7716,7 +7716,7 @@
           <w:color w:val="0070C0"/>
           <w:lang w:val="es-MX"/>
         </w:rPr>
-        <w:t xml:space="preserve">[38:07 - 38:17] </w:t>
+        <w:t xml:space="preserve"/>
       </w:r>
       <w:r>
         <w:rPr>
@@ -7742,7 +7742,7 @@
           <w:color w:val="0070C0"/>
           <w:lang w:val="es-MX"/>
         </w:rPr>
-        <w:t xml:space="preserve">[38:17 - 38:28] </w:t>
+        <w:t xml:space="preserve"/>
       </w:r>
       <w:r>
         <w:rPr>
@@ -7768,7 +7768,7 @@
           <w:color w:val="0070C0"/>
           <w:lang w:val="es-MX"/>
         </w:rPr>
-        <w:t xml:space="preserve">[38:28 - 38:40] </w:t>
+        <w:t xml:space="preserve"/>
       </w:r>
       <w:r>
         <w:rPr>
@@ -7794,7 +7794,7 @@
           <w:color w:val="0070C0"/>
           <w:lang w:val="es-MX"/>
         </w:rPr>
-        <w:t xml:space="preserve">[38:41 - 38:54] </w:t>
+        <w:t xml:space="preserve"/>
       </w:r>
       <w:r>
         <w:rPr>
@@ -7852,7 +7852,7 @@
           <w:color w:val="0070C0"/>
           <w:lang w:val="es-MX"/>
         </w:rPr>
-        <w:t xml:space="preserve">[38:55 - 39:05] </w:t>
+        <w:t xml:space="preserve"/>
       </w:r>
       <w:r>
         <w:rPr>
@@ -7878,7 +7878,7 @@
           <w:color w:val="0070C0"/>
           <w:lang w:val="es-MX"/>
         </w:rPr>
-        <w:t xml:space="preserve">[39:07 - 39:16] </w:t>
+        <w:t xml:space="preserve"/>
       </w:r>
       <w:r>
         <w:rPr>
@@ -7904,7 +7904,7 @@
           <w:color w:val="0070C0"/>
           <w:lang w:val="es-MX"/>
         </w:rPr>
-        <w:t xml:space="preserve">[39:16 - 39:28] </w:t>
+        <w:t xml:space="preserve"/>
       </w:r>
       <w:r>
         <w:rPr>
@@ -7930,7 +7930,7 @@
           <w:color w:val="0070C0"/>
           <w:lang w:val="es-MX"/>
         </w:rPr>
-        <w:t xml:space="preserve">[39:28 - 39:38] </w:t>
+        <w:t xml:space="preserve"/>
       </w:r>
       <w:r>
         <w:rPr>
@@ -7956,7 +7956,7 @@
           <w:color w:val="0070C0"/>
           <w:lang w:val="es-MX"/>
         </w:rPr>
-        <w:t xml:space="preserve">[39:38 - 39:49] </w:t>
+        <w:t xml:space="preserve"/>
       </w:r>
       <w:r>
         <w:rPr>
@@ -7982,7 +7982,7 @@
           <w:color w:val="0070C0"/>
           <w:lang w:val="es-MX"/>
         </w:rPr>
-        <w:t xml:space="preserve">[39:50 - 40:01] </w:t>
+        <w:t xml:space="preserve"/>
       </w:r>
       <w:r>
         <w:rPr>
@@ -8009,7 +8009,7 @@
           <w:lang w:val="es-MX"/>
         </w:rPr>
         <w:lastRenderedPageBreak/>
-        <w:t xml:space="preserve">[40:01 - 40:12] </w:t>
+        <w:t xml:space="preserve"/>
       </w:r>
       <w:r>
         <w:rPr>
@@ -8035,7 +8035,7 @@
           <w:color w:val="0070C0"/>
           <w:lang w:val="es-MX"/>
         </w:rPr>
-        <w:t xml:space="preserve">[40:13 - 40:26] </w:t>
+        <w:t xml:space="preserve"/>
       </w:r>
       <w:r>
         <w:rPr>
@@ -8061,7 +8061,7 @@
           <w:color w:val="0070C0"/>
           <w:lang w:val="es-MX"/>
         </w:rPr>
-        <w:t xml:space="preserve">[40:26 - 40:35] </w:t>
+        <w:t xml:space="preserve"/>
       </w:r>
       <w:r>
         <w:rPr>
@@ -8087,7 +8087,7 @@
           <w:color w:val="0070C0"/>
           <w:lang w:val="es-MX"/>
         </w:rPr>
-        <w:t xml:space="preserve">[40:35 - 40:45] </w:t>
+        <w:t xml:space="preserve"/>
       </w:r>
       <w:r>
         <w:rPr>
@@ -8121,7 +8121,7 @@
           <w:color w:val="0070C0"/>
           <w:lang w:val="es-MX"/>
         </w:rPr>
-        <w:t xml:space="preserve">[40:45 - 40:56] </w:t>
+        <w:t xml:space="preserve"/>
       </w:r>
       <w:r>
         <w:rPr>
@@ -8147,7 +8147,7 @@
           <w:color w:val="0070C0"/>
           <w:lang w:val="es-MX"/>
         </w:rPr>
-        <w:t xml:space="preserve">[40:56 - 41:09] </w:t>
+        <w:t xml:space="preserve"/>
       </w:r>
       <w:r>
         <w:rPr>
@@ -8205,7 +8205,7 @@
           <w:color w:val="0070C0"/>
           <w:lang w:val="es-MX"/>
         </w:rPr>
-        <w:t xml:space="preserve">[41:10 - 41:20] </w:t>
+        <w:t xml:space="preserve"/>
       </w:r>
       <w:r>
         <w:rPr>
@@ -8231,7 +8231,7 @@
           <w:color w:val="0070C0"/>
           <w:lang w:val="es-MX"/>
         </w:rPr>
-        <w:t xml:space="preserve">[41:20 - 41:28] </w:t>
+        <w:t xml:space="preserve"/>
       </w:r>
       <w:r>
         <w:rPr>
@@ -8289,7 +8289,7 @@
           <w:color w:val="0070C0"/>
           <w:lang w:val="es-MX"/>
         </w:rPr>
-        <w:t xml:space="preserve">[41:28 - 41:39] </w:t>
+        <w:t xml:space="preserve"/>
       </w:r>
       <w:r>
         <w:rPr>
@@ -8315,7 +8315,7 @@
           <w:color w:val="0070C0"/>
           <w:lang w:val="es-MX"/>
         </w:rPr>
-        <w:t xml:space="preserve">[41:39 - 41:51] </w:t>
+        <w:t xml:space="preserve"/>
       </w:r>
       <w:r>
         <w:rPr>
@@ -8342,7 +8342,7 @@
           <w:lang w:val="es-MX"/>
         </w:rPr>
         <w:lastRenderedPageBreak/>
-        <w:t xml:space="preserve">[41:51 - 42:01] </w:t>
+        <w:t xml:space="preserve"/>
       </w:r>
       <w:r>
         <w:rPr>
@@ -8368,7 +8368,7 @@
           <w:color w:val="0070C0"/>
           <w:lang w:val="es-MX"/>
         </w:rPr>
-        <w:t xml:space="preserve">[42:01 - 42:14] </w:t>
+        <w:t xml:space="preserve"/>
       </w:r>
       <w:r>
         <w:rPr>
@@ -8394,7 +8394,7 @@
           <w:color w:val="0070C0"/>
           <w:lang w:val="es-MX"/>
         </w:rPr>
-        <w:t xml:space="preserve">[42:14 - 42:25] </w:t>
+        <w:t xml:space="preserve"/>
       </w:r>
       <w:r>
         <w:rPr>
@@ -8420,7 +8420,7 @@
           <w:color w:val="0070C0"/>
           <w:lang w:val="es-MX"/>
         </w:rPr>
-        <w:t xml:space="preserve">[42:25 - 42:30] </w:t>
+        <w:t xml:space="preserve"/>
       </w:r>
       <w:r>
         <w:rPr>
@@ -8478,7 +8478,7 @@
           <w:color w:val="0070C0"/>
           <w:lang w:val="es-MX"/>
         </w:rPr>
-        <w:t xml:space="preserve">[42:32 - 42:39] </w:t>
+        <w:t xml:space="preserve"/>
       </w:r>
       <w:r>
         <w:rPr>
@@ -8504,7 +8504,7 @@
           <w:color w:val="0070C0"/>
           <w:lang w:val="es-MX"/>
         </w:rPr>
-        <w:t xml:space="preserve">[42:39 - 42:50] </w:t>
+        <w:t xml:space="preserve"/>
       </w:r>
       <w:r>
         <w:rPr>
@@ -8538,7 +8538,7 @@
           <w:color w:val="0070C0"/>
           <w:lang w:val="es-MX"/>
         </w:rPr>
-        <w:t xml:space="preserve">[42:50 - 42:56] </w:t>
+        <w:t xml:space="preserve"/>
       </w:r>
       <w:r>
         <w:rPr>
@@ -8596,7 +8596,7 @@
           <w:color w:val="0070C0"/>
           <w:lang w:val="es-MX"/>
         </w:rPr>
-        <w:t xml:space="preserve">[42:56 - 42:59] </w:t>
+        <w:t xml:space="preserve"/>
       </w:r>
       <w:r>
         <w:rPr>
@@ -8654,7 +8654,7 @@
           <w:color w:val="0070C0"/>
           <w:lang w:val="es-MX"/>
         </w:rPr>
-        <w:t xml:space="preserve">[43:00 - 43:04] </w:t>
+        <w:t xml:space="preserve"/>
       </w:r>
       <w:r>
         <w:rPr>
@@ -8712,7 +8712,7 @@
           <w:color w:val="0070C0"/>
           <w:lang w:val="es-MX"/>
         </w:rPr>
-        <w:t xml:space="preserve">[43:04 - 43:08] </w:t>
+        <w:t xml:space="preserve"/>
       </w:r>
       <w:r>
         <w:rPr>
@@ -8771,7 +8771,7 @@
           <w:color w:val="0070C0"/>
           <w:lang w:val="es-MX"/>
         </w:rPr>
-        <w:t xml:space="preserve">[43:09 - 43:14] </w:t>
+        <w:t xml:space="preserve"/>
       </w:r>
       <w:r>
         <w:rPr>
@@ -8829,7 +8829,7 @@
           <w:color w:val="0070C0"/>
           <w:lang w:val="es-MX"/>
         </w:rPr>
-        <w:t xml:space="preserve">[43:14 - 43:25] </w:t>
+        <w:t xml:space="preserve"/>
       </w:r>
       <w:r>
         <w:rPr>
@@ -8855,7 +8855,7 @@
           <w:color w:val="0070C0"/>
           <w:lang w:val="es-MX"/>
         </w:rPr>
-        <w:t xml:space="preserve">[43:25 - 43:38] </w:t>
+        <w:t xml:space="preserve"/>
       </w:r>
       <w:r>
         <w:rPr>
@@ -8881,7 +8881,7 @@
           <w:color w:val="0070C0"/>
           <w:lang w:val="es-MX"/>
         </w:rPr>
-        <w:t xml:space="preserve">[43:38 - 43:48] </w:t>
+        <w:t xml:space="preserve"/>
       </w:r>
       <w:r>
         <w:rPr>
@@ -8907,7 +8907,7 @@
           <w:color w:val="0070C0"/>
           <w:lang w:val="es-MX"/>
         </w:rPr>
-        <w:t xml:space="preserve">[43:48 - 43:58] </w:t>
+        <w:t xml:space="preserve"/>
       </w:r>
       <w:r>
         <w:rPr>
@@ -8933,7 +8933,7 @@
           <w:color w:val="0070C0"/>
           <w:lang w:val="es-MX"/>
         </w:rPr>
-        <w:t xml:space="preserve">[43:59 - 44:12] </w:t>
+        <w:t xml:space="preserve"/>
       </w:r>
       <w:r>
         <w:rPr>
@@ -8959,7 +8959,7 @@
           <w:color w:val="0070C0"/>
           <w:lang w:val="es-MX"/>
         </w:rPr>
-        <w:t xml:space="preserve">[44:12 - 44:22] </w:t>
+        <w:t xml:space="preserve"/>
       </w:r>
       <w:r>
         <w:rPr>
@@ -8985,7 +8985,7 @@
           <w:color w:val="0070C0"/>
           <w:lang w:val="es-MX"/>
         </w:rPr>
-        <w:t xml:space="preserve">[44:22 - 44:31] </w:t>
+        <w:t xml:space="preserve"/>
       </w:r>
       <w:r>
         <w:rPr>
@@ -9043,7 +9043,7 @@
           <w:color w:val="0070C0"/>
           <w:lang w:val="es-MX"/>
         </w:rPr>
-        <w:t xml:space="preserve">[44:34 - 44:47] </w:t>
+        <w:t xml:space="preserve"/>
       </w:r>
       <w:r>
         <w:rPr>
@@ -9069,7 +9069,7 @@
           <w:color w:val="0070C0"/>
           <w:lang w:val="es-MX"/>
         </w:rPr>
-        <w:t xml:space="preserve">[44:47 - 44:56] </w:t>
+        <w:t xml:space="preserve"/>
       </w:r>
       <w:r>
         <w:rPr>
@@ -9128,7 +9128,7 @@
           <w:color w:val="0070C0"/>
           <w:lang w:val="es-MX"/>
         </w:rPr>
-        <w:t xml:space="preserve">[44:57 - 45:08] </w:t>
+        <w:t xml:space="preserve"/>
       </w:r>
       <w:r>
         <w:rPr>
@@ -9154,7 +9154,7 @@
           <w:color w:val="0070C0"/>
           <w:lang w:val="es-MX"/>
         </w:rPr>
-        <w:t xml:space="preserve">[45:08 - 45:19] </w:t>
+        <w:t xml:space="preserve"/>
       </w:r>
       <w:r>
         <w:rPr>
@@ -9180,7 +9180,7 @@
           <w:color w:val="0070C0"/>
           <w:lang w:val="es-MX"/>
         </w:rPr>
-        <w:t xml:space="preserve">[45:19 - 45:31] </w:t>
+        <w:t xml:space="preserve"/>
       </w:r>
       <w:r>
         <w:rPr>
@@ -9206,7 +9206,7 @@
           <w:color w:val="0070C0"/>
           <w:lang w:val="es-MX"/>
         </w:rPr>
-        <w:t xml:space="preserve">[45:33 - 45:46] </w:t>
+        <w:t xml:space="preserve"/>
       </w:r>
       <w:r>
         <w:rPr>
@@ -9232,7 +9232,7 @@
           <w:color w:val="0070C0"/>
           <w:lang w:val="es-MX"/>
         </w:rPr>
-        <w:t xml:space="preserve">[45:46 - 45:59] </w:t>
+        <w:t xml:space="preserve"/>
       </w:r>
       <w:r>
         <w:rPr>
@@ -9258,7 +9258,7 @@
           <w:color w:val="0070C0"/>
           <w:lang w:val="es-MX"/>
         </w:rPr>
-        <w:t xml:space="preserve">[45:59 - 46:09] </w:t>
+        <w:t xml:space="preserve"/>
       </w:r>
       <w:r>
         <w:rPr>
@@ -9284,7 +9284,7 @@
           <w:color w:val="0070C0"/>
           <w:lang w:val="es-MX"/>
         </w:rPr>
-        <w:t xml:space="preserve">[46:09 - 46:20] </w:t>
+        <w:t xml:space="preserve"/>
       </w:r>
       <w:r>
         <w:rPr>
@@ -9310,7 +9310,7 @@
           <w:color w:val="0070C0"/>
           <w:lang w:val="es-MX"/>
         </w:rPr>
-        <w:t xml:space="preserve">[46:20 - 46:32] </w:t>
+        <w:t xml:space="preserve"/>
       </w:r>
       <w:r>
         <w:rPr>
@@ -9336,7 +9336,7 @@
           <w:color w:val="0070C0"/>
           <w:lang w:val="es-MX"/>
         </w:rPr>
-        <w:t xml:space="preserve">[46:32 - 46:44] </w:t>
+        <w:t xml:space="preserve"/>
       </w:r>
       <w:r>
         <w:rPr>
@@ -9362,7 +9362,7 @@
           <w:color w:val="0070C0"/>
           <w:lang w:val="es-MX"/>
         </w:rPr>
-        <w:t xml:space="preserve">[46:44 - 46:57] </w:t>
+        <w:t xml:space="preserve"/>
       </w:r>
       <w:r>
         <w:rPr>
@@ -9388,7 +9388,7 @@
           <w:color w:val="0070C0"/>
           <w:lang w:val="es-MX"/>
         </w:rPr>
-        <w:t xml:space="preserve">[46:57 - 47:09] </w:t>
+        <w:t xml:space="preserve"/>
       </w:r>
       <w:r>
         <w:rPr>
@@ -9415,7 +9415,7 @@
           <w:lang w:val="es-MX"/>
         </w:rPr>
         <w:lastRenderedPageBreak/>
-        <w:t xml:space="preserve">[47:09 - 47:22] </w:t>
+        <w:t xml:space="preserve"/>
       </w:r>
       <w:r>
         <w:rPr>
@@ -9441,7 +9441,7 @@
           <w:color w:val="0070C0"/>
           <w:lang w:val="es-MX"/>
         </w:rPr>
-        <w:t xml:space="preserve">[47:22 - 47:33] </w:t>
+        <w:t xml:space="preserve"/>
       </w:r>
       <w:r>
         <w:rPr>
@@ -9467,7 +9467,7 @@
           <w:color w:val="0070C0"/>
           <w:lang w:val="es-MX"/>
         </w:rPr>
-        <w:t xml:space="preserve">[47:34 - 47:46] </w:t>
+        <w:t xml:space="preserve"/>
       </w:r>
       <w:r>
         <w:rPr>
@@ -9493,7 +9493,7 @@
           <w:color w:val="0070C0"/>
           <w:lang w:val="es-MX"/>
         </w:rPr>
-        <w:t xml:space="preserve">[47:46 - 47:57] </w:t>
+        <w:t xml:space="preserve"/>
       </w:r>
       <w:r>
         <w:rPr>
@@ -9519,7 +9519,7 @@
           <w:color w:val="0070C0"/>
           <w:lang w:val="es-MX"/>
         </w:rPr>
-        <w:t xml:space="preserve">[47:57 - 48:04] </w:t>
+        <w:t xml:space="preserve"/>
       </w:r>
       <w:r>
         <w:rPr>
@@ -9577,7 +9577,7 @@
           <w:color w:val="0070C0"/>
           <w:lang w:val="es-MX"/>
         </w:rPr>
-        <w:t xml:space="preserve">[48:05 - 48:16] </w:t>
+        <w:t xml:space="preserve"/>
       </w:r>
       <w:r>
         <w:rPr>
@@ -9603,7 +9603,7 @@
           <w:color w:val="0070C0"/>
           <w:lang w:val="es-MX"/>
         </w:rPr>
-        <w:t xml:space="preserve">[48:22 - 48:33] </w:t>
+        <w:t xml:space="preserve"/>
       </w:r>
       <w:r>
         <w:rPr>
@@ -9661,7 +9661,7 @@
           <w:color w:val="0070C0"/>
           <w:lang w:val="es-MX"/>
         </w:rPr>
-        <w:t xml:space="preserve">[48:35 - 48:47] </w:t>
+        <w:t xml:space="preserve"/>
       </w:r>
       <w:r>
         <w:rPr>
@@ -9687,7 +9687,7 @@
           <w:color w:val="0070C0"/>
           <w:lang w:val="es-MX"/>
         </w:rPr>
-        <w:t xml:space="preserve">[48:48 - 48:58] </w:t>
+        <w:t xml:space="preserve"/>
       </w:r>
       <w:r>
         <w:rPr>
@@ -9713,7 +9713,7 @@
           <w:color w:val="0070C0"/>
           <w:lang w:val="es-MX"/>
         </w:rPr>
-        <w:t xml:space="preserve">[48:59 - 49:10] </w:t>
+        <w:t xml:space="preserve"/>
       </w:r>
       <w:r>
         <w:rPr>
@@ -9740,7 +9740,7 @@
           <w:lang w:val="es-MX"/>
         </w:rPr>
         <w:lastRenderedPageBreak/>
-        <w:t xml:space="preserve">[49:10 - 49:22] </w:t>
+        <w:t xml:space="preserve"/>
       </w:r>
       <w:r>
         <w:rPr>
@@ -9766,7 +9766,7 @@
           <w:color w:val="0070C0"/>
           <w:lang w:val="es-MX"/>
         </w:rPr>
-        <w:t xml:space="preserve">[49:22 - 49:34] </w:t>
+        <w:t xml:space="preserve"/>
       </w:r>
       <w:r>
         <w:rPr>
@@ -9792,7 +9792,7 @@
           <w:color w:val="0070C0"/>
           <w:lang w:val="es-MX"/>
         </w:rPr>
-        <w:t xml:space="preserve">[49:34 - 49:44] </w:t>
+        <w:t xml:space="preserve"/>
       </w:r>
       <w:r>
         <w:rPr>
@@ -9818,7 +9818,7 @@
           <w:color w:val="0070C0"/>
           <w:lang w:val="es-MX"/>
         </w:rPr>
-        <w:t xml:space="preserve">[49:44 - 49:56] </w:t>
+        <w:t xml:space="preserve"/>
       </w:r>
       <w:r>
         <w:rPr>
@@ -9844,7 +9844,7 @@
           <w:color w:val="0070C0"/>
           <w:lang w:val="es-MX"/>
         </w:rPr>
-        <w:t xml:space="preserve">[49:56 - 50:08] </w:t>
+        <w:t xml:space="preserve"/>
       </w:r>
       <w:r>
         <w:rPr>
@@ -9870,7 +9870,7 @@
           <w:color w:val="0070C0"/>
           <w:lang w:val="es-MX"/>
         </w:rPr>
-        <w:t xml:space="preserve">[50:09 - 50:19] </w:t>
+        <w:t xml:space="preserve"/>
       </w:r>
       <w:r>
         <w:rPr>
@@ -9896,7 +9896,7 @@
           <w:color w:val="0070C0"/>
           <w:lang w:val="es-MX"/>
         </w:rPr>
-        <w:t xml:space="preserve">[50:19 - 50:24] </w:t>
+        <w:t xml:space="preserve"/>
       </w:r>
       <w:r>
         <w:rPr>
@@ -9954,7 +9954,7 @@
           <w:color w:val="0070C0"/>
           <w:lang w:val="es-MX"/>
         </w:rPr>
-        <w:t xml:space="preserve">[50:25 - 50:35] </w:t>
+        <w:t xml:space="preserve"/>
       </w:r>
       <w:r>
         <w:rPr>
@@ -9980,7 +9980,7 @@
           <w:color w:val="0070C0"/>
           <w:lang w:val="es-MX"/>
         </w:rPr>
-        <w:t xml:space="preserve">[50:36 - 50:45] </w:t>
+        <w:t xml:space="preserve"/>
       </w:r>
       <w:r>
         <w:rPr>
@@ -10038,7 +10038,7 @@
           <w:color w:val="0070C0"/>
           <w:lang w:val="es-MX"/>
         </w:rPr>
-        <w:t xml:space="preserve">[50:45 - 50:58] </w:t>
+        <w:t xml:space="preserve"/>
       </w:r>
       <w:r>
         <w:rPr>
@@ -10064,7 +10064,7 @@
           <w:color w:val="0070C0"/>
           <w:lang w:val="es-MX"/>
         </w:rPr>
-        <w:t xml:space="preserve">[50:58 - 51:02] </w:t>
+        <w:t xml:space="preserve"/>
       </w:r>
       <w:r>
         <w:rPr>
@@ -10122,7 +10122,7 @@
           <w:color w:val="0070C0"/>
           <w:lang w:val="es-MX"/>
         </w:rPr>
-        <w:t xml:space="preserve">[51:03 - 51:15] </w:t>
+        <w:t xml:space="preserve"/>
       </w:r>
       <w:r>
         <w:rPr>
@@ -10180,7 +10180,7 @@
           <w:color w:val="0070C0"/>
           <w:lang w:val="es-MX"/>
         </w:rPr>
-        <w:t xml:space="preserve">[51:17 - 51:27] </w:t>
+        <w:t xml:space="preserve"/>
       </w:r>
       <w:r>
         <w:rPr>
@@ -10206,7 +10206,7 @@
           <w:color w:val="0070C0"/>
           <w:lang w:val="es-MX"/>
         </w:rPr>
-        <w:t xml:space="preserve">[51:28 - 51:34] </w:t>
+        <w:t xml:space="preserve"/>
       </w:r>
       <w:r>
         <w:rPr>
@@ -10232,7 +10232,7 @@
           <w:color w:val="0070C0"/>
           <w:lang w:val="es-MX"/>
         </w:rPr>
-        <w:t xml:space="preserve">[51:36 - 51:42] </w:t>
+        <w:t xml:space="preserve"/>
       </w:r>
       <w:r>
         <w:rPr>
@@ -10258,7 +10258,7 @@
           <w:color w:val="0070C0"/>
           <w:lang w:val="es-MX"/>
         </w:rPr>
-        <w:t xml:space="preserve">[51:42 - 51:49] </w:t>
+        <w:t xml:space="preserve"/>
       </w:r>
       <w:r>
         <w:rPr>
@@ -10284,7 +10284,7 @@
           <w:color w:val="0070C0"/>
           <w:lang w:val="es-MX"/>
         </w:rPr>
-        <w:t xml:space="preserve">[51:49 - 52:00] </w:t>
+        <w:t xml:space="preserve"/>
       </w:r>
       <w:r>
         <w:rPr>
@@ -10342,7 +10342,7 @@
           <w:color w:val="0070C0"/>
           <w:lang w:val="es-MX"/>
         </w:rPr>
-        <w:t xml:space="preserve">[52:03 - 52:14] </w:t>
+        <w:t xml:space="preserve"/>
       </w:r>
       <w:r>
         <w:rPr>
@@ -10368,7 +10368,7 @@
           <w:color w:val="0070C0"/>
           <w:lang w:val="es-MX"/>
         </w:rPr>
-        <w:t xml:space="preserve">[52:14 - 52:22] </w:t>
+        <w:t xml:space="preserve"/>
       </w:r>
       <w:r>
         <w:rPr>
@@ -10394,7 +10394,7 @@
           <w:color w:val="0070C0"/>
           <w:lang w:val="es-MX"/>
         </w:rPr>
-        <w:t xml:space="preserve">[52:23 - 52:28] </w:t>
+        <w:t xml:space="preserve"/>
       </w:r>
       <w:r>
         <w:rPr>
@@ -10452,7 +10452,7 @@
           <w:color w:val="0070C0"/>
           <w:lang w:val="es-MX"/>
         </w:rPr>
-        <w:t xml:space="preserve">[52:29 - 52:40] </w:t>
+        <w:t xml:space="preserve"/>
       </w:r>
       <w:r>
         <w:rPr>
@@ -10511,7 +10511,7 @@
           <w:lang w:val="es-MX"/>
         </w:rPr>
         <w:lastRenderedPageBreak/>
-        <w:t xml:space="preserve">[52:40 - 52:52] </w:t>
+        <w:t xml:space="preserve"/>
       </w:r>
       <w:r>
         <w:rPr>
@@ -10537,7 +10537,7 @@
           <w:color w:val="0070C0"/>
           <w:lang w:val="es-MX"/>
         </w:rPr>
-        <w:t xml:space="preserve">[52:52 - 53:02] </w:t>
+        <w:t xml:space="preserve"/>
       </w:r>
       <w:r>
         <w:rPr>
@@ -10563,7 +10563,7 @@
           <w:color w:val="0070C0"/>
           <w:lang w:val="es-MX"/>
         </w:rPr>
-        <w:t xml:space="preserve">[53:03 - 53:14] </w:t>
+        <w:t xml:space="preserve"/>
       </w:r>
       <w:r>
         <w:rPr>
@@ -10589,7 +10589,7 @@
           <w:color w:val="0070C0"/>
           <w:lang w:val="es-MX"/>
         </w:rPr>
-        <w:t xml:space="preserve">[53:14 - 53:19] </w:t>
+        <w:t xml:space="preserve"/>
       </w:r>
       <w:r>
         <w:rPr>
@@ -10647,7 +10647,7 @@
           <w:color w:val="0070C0"/>
           <w:lang w:val="es-MX"/>
         </w:rPr>
-        <w:t xml:space="preserve">[53:21 - 53:33] </w:t>
+        <w:t xml:space="preserve"/>
       </w:r>
       <w:r>
         <w:rPr>
@@ -10673,7 +10673,7 @@
           <w:color w:val="0070C0"/>
           <w:lang w:val="es-MX"/>
         </w:rPr>
-        <w:t xml:space="preserve">[53:33 - 53:43] </w:t>
+        <w:t xml:space="preserve"/>
       </w:r>
       <w:r>
         <w:rPr>
@@ -10699,7 +10699,7 @@
           <w:color w:val="0070C0"/>
           <w:lang w:val="es-MX"/>
         </w:rPr>
-        <w:t xml:space="preserve">[53:43 - 53:56] </w:t>
+        <w:t xml:space="preserve"/>
       </w:r>
       <w:r>
         <w:rPr>
@@ -10725,7 +10725,7 @@
           <w:color w:val="0070C0"/>
           <w:lang w:val="es-MX"/>
         </w:rPr>
-        <w:t xml:space="preserve">[53:56 - 54:07] </w:t>
+        <w:t xml:space="preserve"/>
       </w:r>
       <w:r>
         <w:rPr>
@@ -10751,7 +10751,7 @@
           <w:color w:val="0070C0"/>
           <w:lang w:val="es-MX"/>
         </w:rPr>
-        <w:t xml:space="preserve">[54:07 - 54:15] </w:t>
+        <w:t xml:space="preserve"/>
       </w:r>
       <w:r>
         <w:rPr>
@@ -10809,7 +10809,7 @@
           <w:color w:val="0070C0"/>
           <w:lang w:val="es-MX"/>
         </w:rPr>
-        <w:t xml:space="preserve">[54:16 - 54:18] </w:t>
+        <w:t xml:space="preserve"/>
       </w:r>
       <w:r>
         <w:rPr>
@@ -10868,7 +10868,7 @@
           <w:lang w:val="es-MX"/>
         </w:rPr>
         <w:lastRenderedPageBreak/>
-        <w:t xml:space="preserve">[54:18 - 54:19] </w:t>
+        <w:t xml:space="preserve"/>
       </w:r>
       <w:r>
         <w:rPr>
@@ -10926,7 +10926,7 @@
           <w:color w:val="0070C0"/>
           <w:lang w:val="es-MX"/>
         </w:rPr>
-        <w:t xml:space="preserve">[54:20 - 54:23] </w:t>
+        <w:t xml:space="preserve"/>
       </w:r>
       <w:r>
         <w:rPr>
